--- a/education/docker-swarm/docx/chapter02_shipping_to_it.docx
+++ b/education/docker-swarm/docx/chapter02_shipping_to_it.docx
@@ -2,7 +2,7 @@
 <file path=word/document.xml><?xml version="1.0" encoding="utf-8"?>
 <w:document xmlns:w="http://schemas.openxmlformats.org/wordprocessingml/2006/main" xmlns:m="http://schemas.openxmlformats.org/officeDocument/2006/math" xmlns:r="http://schemas.openxmlformats.org/officeDocument/2006/relationships" xmlns:o="urn:schemas-microsoft-com:office:office" xmlns:v="urn:schemas-microsoft-com:vml" xmlns:w10="urn:schemas-microsoft-com:office:word" xmlns:a="http://schemas.openxmlformats.org/drawingml/2006/main" xmlns:pic="http://schemas.openxmlformats.org/drawingml/2006/picture" xmlns:wp="http://schemas.openxmlformats.org/drawingml/2006/wordprocessingDrawing">
   <w:body>
-    <w:bookmarkStart w:id="36" w:name="chapter-2-shipping-to-it"/>
+    <w:bookmarkStart w:id="37" w:name="chapter-2-shipping-to-it"/>
     <w:p>
       <w:pPr>
         <w:pStyle w:val="Heading1"/>
@@ -5019,7 +5019,7 @@
       </w:r>
     </w:p>
     <w:bookmarkEnd w:id="32"/>
-    <w:bookmarkStart w:id="33" w:name="commands-to-know-by-heart"/>
+    <w:bookmarkStart w:id="34" w:name="commands-to-know-by-heart"/>
     <w:p>
       <w:pPr>
         <w:pStyle w:val="Heading2"/>
@@ -5426,6 +5426,108 @@
         <w:rPr>
           <w:rStyle w:val="CommentTok"/>
         </w:rPr>
+        <w:t xml:space="preserve"># why is this ONE service unhappy - the most useful command in Swarm</w:t>
+      </w:r>
+      <w:r>
+        <w:br/>
+      </w:r>
+      <w:r>
+        <w:rPr>
+          <w:rStyle w:val="ExtensionTok"/>
+        </w:rPr>
+        <w:t xml:space="preserve">docker</w:t>
+      </w:r>
+      <w:r>
+        <w:rPr>
+          <w:rStyle w:val="NormalTok"/>
+        </w:rPr>
+        <w:t xml:space="preserve"> service ps </w:t>
+      </w:r>
+      <w:r>
+        <w:rPr>
+          <w:rStyle w:val="OperatorTok"/>
+        </w:rPr>
+        <w:t xml:space="preserve">&lt;</w:t>
+      </w:r>
+      <w:r>
+        <w:rPr>
+          <w:rStyle w:val="NormalTok"/>
+        </w:rPr>
+        <w:t xml:space="preserve">svc</w:t>
+      </w:r>
+      <w:r>
+        <w:rPr>
+          <w:rStyle w:val="OperatorTok"/>
+        </w:rPr>
+        <w:t xml:space="preserve">&gt;</w:t>
+      </w:r>
+      <w:r>
+        <w:rPr>
+          <w:rStyle w:val="NormalTok"/>
+        </w:rPr>
+        <w:t xml:space="preserve">                  </w:t>
+      </w:r>
+      <w:r>
+        <w:rPr>
+          <w:rStyle w:val="CommentTok"/>
+        </w:rPr>
+        <w:t xml:space="preserve"># per-task state WITH history</w:t>
+      </w:r>
+      <w:r>
+        <w:br/>
+      </w:r>
+      <w:r>
+        <w:rPr>
+          <w:rStyle w:val="ExtensionTok"/>
+        </w:rPr>
+        <w:t xml:space="preserve">docker</w:t>
+      </w:r>
+      <w:r>
+        <w:rPr>
+          <w:rStyle w:val="NormalTok"/>
+        </w:rPr>
+        <w:t xml:space="preserve"> service ps </w:t>
+      </w:r>
+      <w:r>
+        <w:rPr>
+          <w:rStyle w:val="OperatorTok"/>
+        </w:rPr>
+        <w:t xml:space="preserve">&lt;</w:t>
+      </w:r>
+      <w:r>
+        <w:rPr>
+          <w:rStyle w:val="NormalTok"/>
+        </w:rPr>
+        <w:t xml:space="preserve">svc</w:t>
+      </w:r>
+      <w:r>
+        <w:rPr>
+          <w:rStyle w:val="OperatorTok"/>
+        </w:rPr>
+        <w:t xml:space="preserve">&gt;</w:t>
+      </w:r>
+      <w:r>
+        <w:rPr>
+          <w:rStyle w:val="NormalTok"/>
+        </w:rPr>
+        <w:t xml:space="preserve"> --no-trunc       </w:t>
+      </w:r>
+      <w:r>
+        <w:rPr>
+          <w:rStyle w:val="CommentTok"/>
+        </w:rPr>
+        <w:t xml:space="preserve"># the full error string</w:t>
+      </w:r>
+      <w:r>
+        <w:br/>
+      </w:r>
+      <w:r>
+        <w:br/>
+      </w:r>
+      <w:r>
+        <w:rPr>
+          <w:rStyle w:val="CommentTok"/>
+        </w:rPr>
         <w:t xml:space="preserve"># the questions that actually tell you if a deploy worked</w:t>
       </w:r>
       <w:r>
@@ -5543,6 +5645,51 @@
         <w:rPr>
           <w:rStyle w:val="NormalTok"/>
         </w:rPr>
+        <w:t xml:space="preserve"> service inspect </w:t>
+      </w:r>
+      <w:r>
+        <w:rPr>
+          <w:rStyle w:val="OperatorTok"/>
+        </w:rPr>
+        <w:t xml:space="preserve">&lt;</w:t>
+      </w:r>
+      <w:r>
+        <w:rPr>
+          <w:rStyle w:val="NormalTok"/>
+        </w:rPr>
+        <w:t xml:space="preserve">svc</w:t>
+      </w:r>
+      <w:r>
+        <w:rPr>
+          <w:rStyle w:val="OperatorTok"/>
+        </w:rPr>
+        <w:t xml:space="preserve">&gt;</w:t>
+      </w:r>
+      <w:r>
+        <w:rPr>
+          <w:rStyle w:val="NormalTok"/>
+        </w:rPr>
+        <w:t xml:space="preserve"> --pretty    </w:t>
+      </w:r>
+      <w:r>
+        <w:rPr>
+          <w:rStyle w:val="CommentTok"/>
+        </w:rPr>
+        <w:t xml:space="preserve"># the spec in force, not what your file says</w:t>
+      </w:r>
+      <w:r>
+        <w:br/>
+      </w:r>
+      <w:r>
+        <w:rPr>
+          <w:rStyle w:val="ExtensionTok"/>
+        </w:rPr>
+        <w:t xml:space="preserve">docker</w:t>
+      </w:r>
+      <w:r>
+        <w:rPr>
+          <w:rStyle w:val="NormalTok"/>
+        </w:rPr>
         <w:t xml:space="preserve"> service logs </w:t>
       </w:r>
       <w:r>
@@ -5579,6 +5726,261 @@
         <w:rPr>
           <w:rStyle w:val="CommentTok"/>
         </w:rPr>
+        <w:t xml:space="preserve"># registry auth</w:t>
+      </w:r>
+      <w:r>
+        <w:br/>
+      </w:r>
+      <w:r>
+        <w:rPr>
+          <w:rStyle w:val="ExtensionTok"/>
+        </w:rPr>
+        <w:t xml:space="preserve">docker</w:t>
+      </w:r>
+      <w:r>
+        <w:rPr>
+          <w:rStyle w:val="NormalTok"/>
+        </w:rPr>
+        <w:t xml:space="preserve"> login </w:t>
+      </w:r>
+      <w:r>
+        <w:rPr>
+          <w:rStyle w:val="OperatorTok"/>
+        </w:rPr>
+        <w:t xml:space="preserve">&lt;</w:t>
+      </w:r>
+      <w:r>
+        <w:rPr>
+          <w:rStyle w:val="NormalTok"/>
+        </w:rPr>
+        <w:t xml:space="preserve">registry</w:t>
+      </w:r>
+      <w:r>
+        <w:rPr>
+          <w:rStyle w:val="OperatorTok"/>
+        </w:rPr>
+        <w:t xml:space="preserve">&gt;</w:t>
+      </w:r>
+      <w:r>
+        <w:rPr>
+          <w:rStyle w:val="NormalTok"/>
+        </w:rPr>
+        <w:t xml:space="preserve"> -u </w:t>
+      </w:r>
+      <w:r>
+        <w:rPr>
+          <w:rStyle w:val="OperatorTok"/>
+        </w:rPr>
+        <w:t xml:space="preserve">&lt;</w:t>
+      </w:r>
+      <w:r>
+        <w:rPr>
+          <w:rStyle w:val="NormalTok"/>
+        </w:rPr>
+        <w:t xml:space="preserve">user</w:t>
+      </w:r>
+      <w:r>
+        <w:rPr>
+          <w:rStyle w:val="OperatorTok"/>
+        </w:rPr>
+        <w:t xml:space="preserve">&gt;</w:t>
+      </w:r>
+      <w:r>
+        <w:rPr>
+          <w:rStyle w:val="NormalTok"/>
+        </w:rPr>
+        <w:t xml:space="preserve">                          </w:t>
+      </w:r>
+      <w:r>
+        <w:rPr>
+          <w:rStyle w:val="CommentTok"/>
+        </w:rPr>
+        <w:t xml:space="preserve"># interactive, masked</w:t>
+      </w:r>
+      <w:r>
+        <w:br/>
+      </w:r>
+      <w:r>
+        <w:rPr>
+          <w:rStyle w:val="BuiltInTok"/>
+        </w:rPr>
+        <w:t xml:space="preserve">printf</w:t>
+      </w:r>
+      <w:r>
+        <w:rPr>
+          <w:rStyle w:val="NormalTok"/>
+        </w:rPr>
+        <w:t xml:space="preserve"> </w:t>
+      </w:r>
+      <w:r>
+        <w:rPr>
+          <w:rStyle w:val="StringTok"/>
+        </w:rPr>
+        <w:t xml:space="preserve">'%s'</w:t>
+      </w:r>
+      <w:r>
+        <w:rPr>
+          <w:rStyle w:val="NormalTok"/>
+        </w:rPr>
+        <w:t xml:space="preserve"> </w:t>
+      </w:r>
+      <w:r>
+        <w:rPr>
+          <w:rStyle w:val="StringTok"/>
+        </w:rPr>
+        <w:t xml:space="preserve">"</w:t>
+      </w:r>
+      <w:r>
+        <w:rPr>
+          <w:rStyle w:val="VariableTok"/>
+        </w:rPr>
+        <w:t xml:space="preserve">$TOKEN</w:t>
+      </w:r>
+      <w:r>
+        <w:rPr>
+          <w:rStyle w:val="StringTok"/>
+        </w:rPr>
+        <w:t xml:space="preserve">"</w:t>
+      </w:r>
+      <w:r>
+        <w:rPr>
+          <w:rStyle w:val="NormalTok"/>
+        </w:rPr>
+        <w:t xml:space="preserve"> </w:t>
+      </w:r>
+      <w:r>
+        <w:rPr>
+          <w:rStyle w:val="KeywordTok"/>
+        </w:rPr>
+        <w:t xml:space="preserve">|</w:t>
+      </w:r>
+      <w:r>
+        <w:rPr>
+          <w:rStyle w:val="NormalTok"/>
+        </w:rPr>
+        <w:t xml:space="preserve"> </w:t>
+      </w:r>
+      <w:r>
+        <w:rPr>
+          <w:rStyle w:val="ExtensionTok"/>
+        </w:rPr>
+        <w:t xml:space="preserve">docker</w:t>
+      </w:r>
+      <w:r>
+        <w:rPr>
+          <w:rStyle w:val="NormalTok"/>
+        </w:rPr>
+        <w:t xml:space="preserve"> login </w:t>
+      </w:r>
+      <w:r>
+        <w:rPr>
+          <w:rStyle w:val="OperatorTok"/>
+        </w:rPr>
+        <w:t xml:space="preserve">&lt;</w:t>
+      </w:r>
+      <w:r>
+        <w:rPr>
+          <w:rStyle w:val="NormalTok"/>
+        </w:rPr>
+        <w:t xml:space="preserve">registry</w:t>
+      </w:r>
+      <w:r>
+        <w:rPr>
+          <w:rStyle w:val="OperatorTok"/>
+        </w:rPr>
+        <w:t xml:space="preserve">&gt;</w:t>
+      </w:r>
+      <w:r>
+        <w:rPr>
+          <w:rStyle w:val="NormalTok"/>
+        </w:rPr>
+        <w:t xml:space="preserve"> -u </w:t>
+      </w:r>
+      <w:r>
+        <w:rPr>
+          <w:rStyle w:val="OperatorTok"/>
+        </w:rPr>
+        <w:t xml:space="preserve">&lt;</w:t>
+      </w:r>
+      <w:r>
+        <w:rPr>
+          <w:rStyle w:val="NormalTok"/>
+        </w:rPr>
+        <w:t xml:space="preserve">user</w:t>
+      </w:r>
+      <w:r>
+        <w:rPr>
+          <w:rStyle w:val="OperatorTok"/>
+        </w:rPr>
+        <w:t xml:space="preserve">&gt;</w:t>
+      </w:r>
+      <w:r>
+        <w:rPr>
+          <w:rStyle w:val="NormalTok"/>
+        </w:rPr>
+        <w:t xml:space="preserve"> --password-stdin   </w:t>
+      </w:r>
+      <w:r>
+        <w:rPr>
+          <w:rStyle w:val="CommentTok"/>
+        </w:rPr>
+        <w:t xml:space="preserve"># scripted</w:t>
+      </w:r>
+      <w:r>
+        <w:br/>
+      </w:r>
+      <w:r>
+        <w:rPr>
+          <w:rStyle w:val="ExtensionTok"/>
+        </w:rPr>
+        <w:t xml:space="preserve">docker</w:t>
+      </w:r>
+      <w:r>
+        <w:rPr>
+          <w:rStyle w:val="NormalTok"/>
+        </w:rPr>
+        <w:t xml:space="preserve"> secret inspect </w:t>
+      </w:r>
+      <w:r>
+        <w:rPr>
+          <w:rStyle w:val="OperatorTok"/>
+        </w:rPr>
+        <w:t xml:space="preserve">&lt;</w:t>
+      </w:r>
+      <w:r>
+        <w:rPr>
+          <w:rStyle w:val="NormalTok"/>
+        </w:rPr>
+        <w:t xml:space="preserve">name</w:t>
+      </w:r>
+      <w:r>
+        <w:rPr>
+          <w:rStyle w:val="OperatorTok"/>
+        </w:rPr>
+        <w:t xml:space="preserve">&gt;</w:t>
+      </w:r>
+      <w:r>
+        <w:rPr>
+          <w:rStyle w:val="NormalTok"/>
+        </w:rPr>
+        <w:t xml:space="preserve">                               </w:t>
+      </w:r>
+      <w:r>
+        <w:rPr>
+          <w:rStyle w:val="CommentTok"/>
+        </w:rPr>
+        <w:t xml:space="preserve"># metadata only - never the value</w:t>
+      </w:r>
+      <w:r>
+        <w:br/>
+      </w:r>
+      <w:r>
+        <w:br/>
+      </w:r>
+      <w:r>
+        <w:rPr>
+          <w:rStyle w:val="CommentTok"/>
+        </w:rPr>
         <w:t xml:space="preserve"># proving the routing mesh</w:t>
       </w:r>
       <w:r>
@@ -5641,13 +6043,28 @@
         <w:rPr>
           <w:rStyle w:val="VerbatimChar"/>
         </w:rPr>
+        <w:t xml:space="preserve">docker service ps</w:t>
+      </w:r>
+      <w:r>
+        <w:t xml:space="preserve"> </w:t>
+      </w:r>
+      <w:r>
+        <w:t xml:space="preserve">and</w:t>
+      </w:r>
+      <w:r>
+        <w:t xml:space="preserve"> </w:t>
+      </w:r>
+      <w:r>
+        <w:rPr>
+          <w:rStyle w:val="VerbatimChar"/>
+        </w:rPr>
         <w:t xml:space="preserve">docker stack ps</w:t>
       </w:r>
       <w:r>
         <w:t xml:space="preserve"> </w:t>
       </w:r>
       <w:r>
-        <w:t xml:space="preserve">is the one to reach for first.</w:t>
+        <w:t xml:space="preserve">are the two to reach for first.</w:t>
       </w:r>
       <w:r>
         <w:t xml:space="preserve"> </w:t>
@@ -5672,36 +6089,50 @@
           <w:b/>
           <w:bCs/>
         </w:rPr>
-        <w:t xml:space="preserve">shows only current state;</w:t>
-      </w:r>
-      <w:r>
-        <w:rPr>
-          <w:b/>
-          <w:bCs/>
-        </w:rPr>
-        <w:t xml:space="preserve"> </w:t>
-      </w:r>
-      <w:r>
-        <w:rPr>
-          <w:rStyle w:val="VerbatimChar"/>
-          <w:b/>
-          <w:bCs/>
-        </w:rPr>
-        <w:t xml:space="preserve">stack ps</w:t>
-      </w:r>
-      <w:r>
-        <w:rPr>
-          <w:b/>
-          <w:bCs/>
-        </w:rPr>
-        <w:t xml:space="preserve"> </w:t>
-      </w:r>
-      <w:r>
-        <w:rPr>
-          <w:b/>
-          <w:bCs/>
-        </w:rPr>
-        <w:t xml:space="preserve">shows task</w:t>
+        <w:t xml:space="preserve">shows</w:t>
+      </w:r>
+      <w:r>
+        <w:rPr>
+          <w:b/>
+          <w:bCs/>
+        </w:rPr>
+        <w:t xml:space="preserve"> </w:t>
+      </w:r>
+      <w:r>
+        <w:rPr>
+          <w:b/>
+          <w:bCs/>
+        </w:rPr>
+        <w:t xml:space="preserve">only current state; the</w:t>
+      </w:r>
+      <w:r>
+        <w:rPr>
+          <w:b/>
+          <w:bCs/>
+        </w:rPr>
+        <w:t xml:space="preserve"> </w:t>
+      </w:r>
+      <w:r>
+        <w:rPr>
+          <w:rStyle w:val="VerbatimChar"/>
+          <w:b/>
+          <w:bCs/>
+        </w:rPr>
+        <w:t xml:space="preserve">ps</w:t>
+      </w:r>
+      <w:r>
+        <w:rPr>
+          <w:b/>
+          <w:bCs/>
+        </w:rPr>
+        <w:t xml:space="preserve"> </w:t>
+      </w:r>
+      <w:r>
+        <w:rPr>
+          <w:b/>
+          <w:bCs/>
+        </w:rPr>
+        <w:t xml:space="preserve">commands show task</w:t>
       </w:r>
       <w:r>
         <w:rPr>
@@ -5730,25 +6161,340 @@
         <w:t xml:space="preserve"> </w:t>
       </w:r>
       <w:r>
-        <w:t xml:space="preserve">— which is where the actual error</w:t>
-      </w:r>
-      <w:r>
-        <w:t xml:space="preserve"> </w:t>
-      </w:r>
-      <w:r>
-        <w:t xml:space="preserve">message lives, and the only reason we could disprove the</w:t>
-      </w:r>
-      <w:r>
-        <w:t xml:space="preserve"> </w:t>
-      </w:r>
-      <w:r>
-        <w:t xml:space="preserve">“managers have credentials”</w:t>
+        <w:t xml:space="preserve">— which is</w:t>
+      </w:r>
+      <w:r>
+        <w:t xml:space="preserve"> </w:t>
+      </w:r>
+      <w:r>
+        <w:t xml:space="preserve">where the actual error message lives, and the only reason we could disprove the</w:t>
+      </w:r>
+      <w:r>
+        <w:t xml:space="preserve"> </w:t>
+      </w:r>
+      <w:r>
+        <w:t xml:space="preserve">“managers have</w:t>
+      </w:r>
+      <w:r>
+        <w:t xml:space="preserve"> </w:t>
+      </w:r>
+      <w:r>
+        <w:t xml:space="preserve">credentials”</w:t>
       </w:r>
       <w:r>
         <w:t xml:space="preserve"> </w:t>
       </w:r>
       <w:r>
         <w:t xml:space="preserve">theory.</w:t>
+      </w:r>
+    </w:p>
+    <w:p>
+      <w:pPr>
+        <w:pStyle w:val="BodyText"/>
+      </w:pPr>
+      <w:r>
+        <w:t xml:space="preserve">⚠️</w:t>
+      </w:r>
+      <w:r>
+        <w:t xml:space="preserve"> </w:t>
+      </w:r>
+      <w:r>
+        <w:rPr>
+          <w:b/>
+          <w:bCs/>
+        </w:rPr>
+        <w:t xml:space="preserve">Two traps in the auth commands.</w:t>
+      </w:r>
+      <w:r>
+        <w:t xml:space="preserve"> </w:t>
+      </w:r>
+      <w:r>
+        <w:t xml:space="preserve">Never</w:t>
+      </w:r>
+      <w:r>
+        <w:t xml:space="preserve"> </w:t>
+      </w:r>
+      <w:r>
+        <w:rPr>
+          <w:rStyle w:val="VerbatimChar"/>
+        </w:rPr>
+        <w:t xml:space="preserve">docker login -p &lt;token&gt;</w:t>
+      </w:r>
+      <w:r>
+        <w:t xml:space="preserve">: it puts the token in the process</w:t>
+      </w:r>
+      <w:r>
+        <w:t xml:space="preserve"> </w:t>
+      </w:r>
+      <w:r>
+        <w:t xml:space="preserve">list and your shell history. And</w:t>
+      </w:r>
+      <w:r>
+        <w:t xml:space="preserve"> </w:t>
+      </w:r>
+      <w:r>
+        <w:rPr>
+          <w:b/>
+          <w:bCs/>
+        </w:rPr>
+        <w:t xml:space="preserve">do not add</w:t>
+      </w:r>
+      <w:r>
+        <w:rPr>
+          <w:b/>
+          <w:bCs/>
+        </w:rPr>
+        <w:t xml:space="preserve"> </w:t>
+      </w:r>
+      <w:r>
+        <w:rPr>
+          <w:rStyle w:val="VerbatimChar"/>
+          <w:b/>
+          <w:bCs/>
+        </w:rPr>
+        <w:t xml:space="preserve">--password-stdin</w:t>
+      </w:r>
+      <w:r>
+        <w:rPr>
+          <w:b/>
+          <w:bCs/>
+        </w:rPr>
+        <w:t xml:space="preserve"> </w:t>
+      </w:r>
+      <w:r>
+        <w:rPr>
+          <w:b/>
+          <w:bCs/>
+        </w:rPr>
+        <w:t xml:space="preserve">to an interactive login</w:t>
+      </w:r>
+      <w:r>
+        <w:t xml:space="preserve"> </w:t>
+      </w:r>
+      <w:r>
+        <w:t xml:space="preserve">— it silently</w:t>
+      </w:r>
+      <w:r>
+        <w:t xml:space="preserve"> </w:t>
+      </w:r>
+      <w:r>
+        <w:t xml:space="preserve">waits on stdin rather than prompting, which looks exactly like a hang.</w:t>
+      </w:r>
+    </w:p>
+    <w:p>
+      <w:pPr>
+        <w:pStyle w:val="BodyText"/>
+      </w:pPr>
+      <w:r>
+        <w:t xml:space="preserve">You can also demonstrate §3’s point about base64 in one line, which is worth doing once so the warning</w:t>
+      </w:r>
+      <w:r>
+        <w:t xml:space="preserve"> </w:t>
+      </w:r>
+      <w:r>
+        <w:t xml:space="preserve">stops being abstract:</w:t>
+      </w:r>
+    </w:p>
+    <w:p>
+      <w:pPr>
+        <w:pStyle w:val="SourceCode"/>
+      </w:pPr>
+      <w:r>
+        <w:rPr>
+          <w:rStyle w:val="ExtensionTok"/>
+        </w:rPr>
+        <w:t xml:space="preserve">jq</w:t>
+      </w:r>
+      <w:r>
+        <w:rPr>
+          <w:rStyle w:val="NormalTok"/>
+        </w:rPr>
+        <w:t xml:space="preserve"> </w:t>
+      </w:r>
+      <w:r>
+        <w:rPr>
+          <w:rStyle w:val="AttributeTok"/>
+        </w:rPr>
+        <w:t xml:space="preserve">-r</w:t>
+      </w:r>
+      <w:r>
+        <w:rPr>
+          <w:rStyle w:val="NormalTok"/>
+        </w:rPr>
+        <w:t xml:space="preserve"> </w:t>
+      </w:r>
+      <w:r>
+        <w:rPr>
+          <w:rStyle w:val="StringTok"/>
+        </w:rPr>
+        <w:t xml:space="preserve">'.auths|to_entries[0].value.auth'</w:t>
+      </w:r>
+      <w:r>
+        <w:rPr>
+          <w:rStyle w:val="NormalTok"/>
+        </w:rPr>
+        <w:t xml:space="preserve"> ~/.docker/config.json </w:t>
+      </w:r>
+      <w:r>
+        <w:rPr>
+          <w:rStyle w:val="KeywordTok"/>
+        </w:rPr>
+        <w:t xml:space="preserve">|</w:t>
+      </w:r>
+      <w:r>
+        <w:rPr>
+          <w:rStyle w:val="NormalTok"/>
+        </w:rPr>
+        <w:t xml:space="preserve"> </w:t>
+      </w:r>
+      <w:r>
+        <w:rPr>
+          <w:rStyle w:val="FunctionTok"/>
+        </w:rPr>
+        <w:t xml:space="preserve">base64</w:t>
+      </w:r>
+      <w:r>
+        <w:rPr>
+          <w:rStyle w:val="NormalTok"/>
+        </w:rPr>
+        <w:t xml:space="preserve"> </w:t>
+      </w:r>
+      <w:r>
+        <w:rPr>
+          <w:rStyle w:val="AttributeTok"/>
+        </w:rPr>
+        <w:t xml:space="preserve">-d</w:t>
+      </w:r>
+    </w:p>
+    <w:p>
+      <w:pPr>
+        <w:pStyle w:val="BlockText"/>
+      </w:pPr>
+      <w:r>
+        <w:t xml:space="preserve">📖</w:t>
+      </w:r>
+      <w:r>
+        <w:t xml:space="preserve"> </w:t>
+      </w:r>
+      <w:r>
+        <w:rPr>
+          <w:b/>
+          <w:bCs/>
+        </w:rPr>
+        <w:t xml:space="preserve">Every command this track has used, organised by the question it answers rather than the chapter</w:t>
+      </w:r>
+      <w:r>
+        <w:rPr>
+          <w:b/>
+          <w:bCs/>
+        </w:rPr>
+        <w:t xml:space="preserve"> </w:t>
+      </w:r>
+      <w:r>
+        <w:rPr>
+          <w:b/>
+          <w:bCs/>
+        </w:rPr>
+        <w:t xml:space="preserve">it appeared in, is collected in</w:t>
+      </w:r>
+      <w:r>
+        <w:rPr>
+          <w:b/>
+          <w:bCs/>
+        </w:rPr>
+        <w:t xml:space="preserve"> </w:t>
+      </w:r>
+      <w:hyperlink r:id="rId33">
+        <w:r>
+          <w:rPr>
+            <w:rStyle w:val="VerbatimChar"/>
+            <w:b/>
+            <w:bCs/>
+          </w:rPr>
+          <w:t xml:space="preserve">COMMANDS.md</w:t>
+        </w:r>
+      </w:hyperlink>
+      <w:r>
+        <w:t xml:space="preserve"> </w:t>
+      </w:r>
+      <w:r>
+        <w:t xml:space="preserve">— along with a table for</w:t>
+      </w:r>
+      <w:r>
+        <w:t xml:space="preserve"> </w:t>
+      </w:r>
+      <w:r>
+        <w:rPr>
+          <w:i/>
+          <w:iCs/>
+        </w:rPr>
+        <w:t xml:space="preserve">reading</w:t>
+      </w:r>
+      <w:r>
+        <w:t xml:space="preserve"> </w:t>
+      </w:r>
+      <w:r>
+        <w:t xml:space="preserve">failure states (</w:t>
+      </w:r>
+      <w:r>
+        <w:rPr>
+          <w:rStyle w:val="VerbatimChar"/>
+        </w:rPr>
+        <w:t xml:space="preserve">Rejected</w:t>
+      </w:r>
+      <w:r>
+        <w:t xml:space="preserve"> </w:t>
+      </w:r>
+      <w:r>
+        <w:t xml:space="preserve">vs</w:t>
+      </w:r>
+      <w:r>
+        <w:t xml:space="preserve"> </w:t>
+      </w:r>
+      <w:r>
+        <w:rPr>
+          <w:rStyle w:val="VerbatimChar"/>
+        </w:rPr>
+        <w:t xml:space="preserve">Pending</w:t>
+      </w:r>
+      <w:r>
+        <w:t xml:space="preserve"> </w:t>
+      </w:r>
+      <w:r>
+        <w:t xml:space="preserve">vs</w:t>
+      </w:r>
+      <w:r>
+        <w:t xml:space="preserve"> </w:t>
+      </w:r>
+      <w:r>
+        <w:rPr>
+          <w:rStyle w:val="VerbatimChar"/>
+        </w:rPr>
+        <w:t xml:space="preserve">Preparing</w:t>
+      </w:r>
+      <w:r>
+        <w:t xml:space="preserve"> </w:t>
+      </w:r>
+      <w:r>
+        <w:t xml:space="preserve">vs crash-looping). That file is also the</w:t>
+      </w:r>
+      <w:r>
+        <w:t xml:space="preserve"> </w:t>
+      </w:r>
+      <w:r>
+        <w:t xml:space="preserve">growing specification for a portable read-only</w:t>
+      </w:r>
+      <w:r>
+        <w:t xml:space="preserve"> </w:t>
+      </w:r>
+      <w:r>
+        <w:rPr>
+          <w:rStyle w:val="VerbatimChar"/>
+        </w:rPr>
+        <w:t xml:space="preserve">docker-admin.sh</w:t>
+      </w:r>
+      <w:r>
+        <w:t xml:space="preserve">.</w:t>
       </w:r>
     </w:p>
     <w:p>
@@ -5758,8 +6504,8 @@
         </w:pict>
       </w:r>
     </w:p>
-    <w:bookmarkEnd w:id="33"/>
-    <w:bookmarkStart w:id="34" w:name="glossary"/>
+    <w:bookmarkEnd w:id="34"/>
+    <w:bookmarkStart w:id="35" w:name="glossary"/>
     <w:p>
       <w:pPr>
         <w:pStyle w:val="Heading2"/>
@@ -6230,8 +6976,8 @@
         </w:pict>
       </w:r>
     </w:p>
-    <w:bookmarkEnd w:id="34"/>
-    <w:bookmarkStart w:id="35" w:name="check-yourself"/>
+    <w:bookmarkEnd w:id="35"/>
+    <w:bookmarkStart w:id="36" w:name="check-yourself"/>
     <w:p>
       <w:pPr>
         <w:pStyle w:val="Heading2"/>
@@ -6624,8 +7370,8 @@
         <w:t xml:space="preserve">command have to do with rolling updates? (§2)</w:t>
       </w:r>
     </w:p>
-    <w:bookmarkEnd w:id="35"/>
     <w:bookmarkEnd w:id="36"/>
+    <w:bookmarkEnd w:id="37"/>
     <w:sectPr>
       <w:pgSz w:h="15840" w:w="12240"/>
       <w:pgMar w:bottom="1440" w:footer="720" w:gutter="0" w:header="720" w:left="1080" w:right="1080" w:top="1440"/>

--- a/education/docker-swarm/docx/chapter02_shipping_to_it.docx
+++ b/education/docker-swarm/docx/chapter02_shipping_to_it.docx
@@ -2,13 +2,13 @@
 <file path=word/document.xml><?xml version="1.0" encoding="utf-8"?>
 <w:document xmlns:w="http://schemas.openxmlformats.org/wordprocessingml/2006/main" xmlns:m="http://schemas.openxmlformats.org/officeDocument/2006/math" xmlns:r="http://schemas.openxmlformats.org/officeDocument/2006/relationships" xmlns:o="urn:schemas-microsoft-com:office:office" xmlns:v="urn:schemas-microsoft-com:vml" xmlns:w10="urn:schemas-microsoft-com:office:word" xmlns:a="http://schemas.openxmlformats.org/drawingml/2006/main" xmlns:pic="http://schemas.openxmlformats.org/drawingml/2006/picture" xmlns:wp="http://schemas.openxmlformats.org/drawingml/2006/wordprocessingDrawing">
   <w:body>
-    <w:bookmarkStart w:id="37" w:name="chapter-2-shipping-to-it"/>
+    <w:bookmarkStart w:id="37" w:name="docker-swarm-chapter-2-shipping-to-it"/>
     <w:p>
       <w:pPr>
         <w:pStyle w:val="Heading1"/>
       </w:pPr>
       <w:r>
-        <w:t xml:space="preserve">Chapter 2 — Shipping to It</w:t>
+        <w:t xml:space="preserve">Docker Swarm · Chapter 2 — Shipping to It</w:t>
       </w:r>
     </w:p>
     <w:p>
@@ -7373,6 +7373,7 @@
     <w:bookmarkEnd w:id="36"/>
     <w:bookmarkEnd w:id="37"/>
     <w:sectPr>
+      <w:footerReference r:id="rIdEduFooter" w:type="default"/>
       <w:pgSz w:h="15840" w:w="12240"/>
       <w:pgMar w:bottom="1440" w:footer="720" w:gutter="0" w:header="720" w:left="1080" w:right="1080" w:top="1440"/>
       <w:footnotePr>
@@ -7385,6 +7386,71 @@
 
 <file path=word/comments.xml><?xml version="1.0" encoding="utf-8"?>
 <w:comments xmlns:w="http://schemas.openxmlformats.org/wordprocessingml/2006/main" xmlns:m="http://schemas.openxmlformats.org/officeDocument/2006/math" xmlns:r="http://schemas.openxmlformats.org/officeDocument/2006/relationships" xmlns:o="urn:schemas-microsoft-com:office:office" xmlns:v="urn:schemas-microsoft-com:vml" xmlns:w10="urn:schemas-microsoft-com:office:word" xmlns:a="http://schemas.openxmlformats.org/drawingml/2006/main" xmlns:pic="http://schemas.openxmlformats.org/drawingml/2006/picture" xmlns:wp="http://schemas.openxmlformats.org/drawingml/2006/wordprocessingDrawing"/>
+</file>
+
+<file path=word/footer99.xml><?xml version="1.0" encoding="utf-8"?>
+<w:ftr xmlns:w="http://schemas.openxmlformats.org/wordprocessingml/2006/main" xmlns:r="http://schemas.openxmlformats.org/officeDocument/2006/relationships">
+  <w:p>
+    <w:pPr>
+      <w:jc w:val="center"/>
+      <w:spacing w:before="0" w:after="0"/>
+      <w:rPr>
+        <w:rFonts w:ascii="Calibri" w:hAnsi="Calibri"/>
+        <w:sz w:val="18"/>
+        <w:szCs w:val="18"/>
+        <w:color w:val="595959"/>
+      </w:rPr>
+    </w:pPr>
+    <w:r>
+      <w:rPr>
+        <w:rFonts w:ascii="Calibri" w:hAnsi="Calibri"/>
+        <w:sz w:val="18"/>
+        <w:szCs w:val="18"/>
+        <w:color w:val="595959"/>
+      </w:rPr>
+      <w:t xml:space="preserve">Docker Swarm · Chapter 2  ·  Page </w:t>
+    </w:r>
+    <w:r>
+      <w:fldChar w:fldCharType="begin"/>
+    </w:r>
+    <w:r>
+      <w:instrText xml:space="preserve"> PAGE </w:instrText>
+    </w:r>
+    <w:r>
+      <w:fldChar w:fldCharType="separate"/>
+    </w:r>
+    <w:r>
+      <w:t>1</w:t>
+    </w:r>
+    <w:r>
+      <w:fldChar w:fldCharType="end"/>
+    </w:r>
+    <w:r>
+      <w:rPr>
+        <w:rFonts w:ascii="Calibri" w:hAnsi="Calibri"/>
+        <w:sz w:val="18"/>
+        <w:szCs w:val="18"/>
+        <w:color w:val="595959"/>
+      </w:rPr>
+      <w:t xml:space="preserve"> of </w:t>
+    </w:r>
+    <w:r>
+      <w:fldChar w:fldCharType="begin"/>
+    </w:r>
+    <w:r>
+      <w:instrText xml:space="preserve"> NUMPAGES </w:instrText>
+    </w:r>
+    <w:r>
+      <w:fldChar w:fldCharType="separate"/>
+    </w:r>
+    <w:r>
+      <w:t>1</w:t>
+    </w:r>
+    <w:r>
+      <w:fldChar w:fldCharType="end"/>
+    </w:r>
+  </w:p>
+</w:ftr>
 </file>
 
 <file path=word/footnotes.xml><?xml version="1.0" encoding="utf-8"?>

--- a/education/docker-swarm/docx/chapter02_shipping_to_it.docx
+++ b/education/docker-swarm/docx/chapter02_shipping_to_it.docx
@@ -7402,43 +7402,10 @@
       </w:rPr>
     </w:pPr>
     <w:r>
-      <w:rPr>
-        <w:rFonts w:ascii="Calibri" w:hAnsi="Calibri"/>
-        <w:sz w:val="18"/>
-        <w:szCs w:val="18"/>
-        <w:color w:val="595959"/>
-      </w:rPr>
-      <w:t xml:space="preserve">Docker Swarm · Chapter 2  ·  Page </w:t>
-    </w:r>
-    <w:r>
       <w:fldChar w:fldCharType="begin"/>
     </w:r>
     <w:r>
       <w:instrText xml:space="preserve"> PAGE </w:instrText>
-    </w:r>
-    <w:r>
-      <w:fldChar w:fldCharType="separate"/>
-    </w:r>
-    <w:r>
-      <w:t>1</w:t>
-    </w:r>
-    <w:r>
-      <w:fldChar w:fldCharType="end"/>
-    </w:r>
-    <w:r>
-      <w:rPr>
-        <w:rFonts w:ascii="Calibri" w:hAnsi="Calibri"/>
-        <w:sz w:val="18"/>
-        <w:szCs w:val="18"/>
-        <w:color w:val="595959"/>
-      </w:rPr>
-      <w:t xml:space="preserve"> of </w:t>
-    </w:r>
-    <w:r>
-      <w:fldChar w:fldCharType="begin"/>
-    </w:r>
-    <w:r>
-      <w:instrText xml:space="preserve"> NUMPAGES </w:instrText>
     </w:r>
     <w:r>
       <w:fldChar w:fldCharType="separate"/>

--- a/education/docker-swarm/docx/chapter02_shipping_to_it.docx
+++ b/education/docker-swarm/docx/chapter02_shipping_to_it.docx
@@ -83,7 +83,13 @@
         <w:t xml:space="preserve"> </w:t>
       </w:r>
       <w:r>
-        <w:t xml:space="preserve">Chapter 3 (a pipeline that deploys), Chapter 4 (state)</w:t>
+        <w:t xml:space="preserve">Chapter 4 (state), Chapter 5 (breaking it on purpose), Chapter 6 (false greens).</w:t>
+      </w:r>
+      <w:r>
+        <w:t xml:space="preserve"> </w:t>
+      </w:r>
+      <w:r>
+        <w:t xml:space="preserve">Chapter 3 (a pipeline that deploys) is planned but unwritten — it waits on a design decision.</w:t>
       </w:r>
       <w:r>
         <w:t xml:space="preserve"> </w:t>
@@ -645,6 +651,64 @@
               </w:rPr>
               <w:t xml:space="preserve">deploy.restart_policy</w:t>
             </w:r>
+            <w:r>
+              <w:t xml:space="preserve"> </w:t>
+            </w:r>
+            <w:r>
+              <w:t xml:space="preserve">— 🚨 and</w:t>
+            </w:r>
+            <w:r>
+              <w:t xml:space="preserve"> </w:t>
+            </w:r>
+            <w:r>
+              <w:rPr>
+                <w:b/>
+                <w:bCs/>
+              </w:rPr>
+              <w:t xml:space="preserve">not</w:t>
+            </w:r>
+            <w:r>
+              <w:t xml:space="preserve"> </w:t>
+            </w:r>
+            <w:r>
+              <w:t xml:space="preserve">with</w:t>
+            </w:r>
+            <w:r>
+              <w:t xml:space="preserve"> </w:t>
+            </w:r>
+            <w:r>
+              <w:rPr>
+                <w:rStyle w:val="VerbatimChar"/>
+              </w:rPr>
+              <w:t xml:space="preserve">condition: on-failure</w:t>
+            </w:r>
+            <w:r>
+              <w:t xml:space="preserve"> </w:t>
+            </w:r>
+            <w:r>
+              <w:t xml:space="preserve">for a long-running service: a clean shutdown exits</w:t>
+            </w:r>
+            <w:r>
+              <w:t xml:space="preserve"> </w:t>
+            </w:r>
+            <w:r>
+              <w:rPr>
+                <w:rStyle w:val="VerbatimChar"/>
+              </w:rPr>
+              <w:t xml:space="preserve">0</w:t>
+            </w:r>
+            <w:r>
+              <w:t xml:space="preserve">, is not a</w:t>
+            </w:r>
+            <w:r>
+              <w:t xml:space="preserve"> </w:t>
+            </w:r>
+            <w:r>
+              <w:t xml:space="preserve">“failure”</w:t>
+            </w:r>
+            <w:r>
+              <w:t xml:space="preserve">, and the replica silently never comes back (proved by a reboot; Chapter 5 §3)</w:t>
+            </w:r>
           </w:p>
         </w:tc>
       </w:tr>
@@ -1099,6 +1163,129 @@
         <w:pStyle w:val="BodyText"/>
       </w:pPr>
       <w:r>
+        <w:t xml:space="preserve">✅</w:t>
+      </w:r>
+      <w:r>
+        <w:t xml:space="preserve"> </w:t>
+      </w:r>
+      <w:r>
+        <w:rPr>
+          <w:b/>
+          <w:bCs/>
+        </w:rPr>
+        <w:t xml:space="preserve">Proved by drill (Aug 18, Drill B).</w:t>
+      </w:r>
+      <w:r>
+        <w:t xml:space="preserve"> </w:t>
+      </w:r>
+      <w:r>
+        <w:t xml:space="preserve">With the secret deleted,</w:t>
+      </w:r>
+      <w:r>
+        <w:t xml:space="preserve"> </w:t>
+      </w:r>
+      <w:r>
+        <w:rPr>
+          <w:rStyle w:val="VerbatimChar"/>
+        </w:rPr>
+        <w:t xml:space="preserve">deploy_swarm.sh</w:t>
+      </w:r>
+      <w:r>
+        <w:t xml:space="preserve"> </w:t>
+      </w:r>
+      <w:r>
+        <w:t xml:space="preserve">refused before</w:t>
+      </w:r>
+      <w:r>
+        <w:t xml:space="preserve"> </w:t>
+      </w:r>
+      <w:r>
+        <w:t xml:space="preserve">touching the cluster:</w:t>
+      </w:r>
+    </w:p>
+    <w:p>
+      <w:pPr>
+        <w:pStyle w:val="SourceCode"/>
+      </w:pPr>
+      <w:r>
+        <w:rPr>
+          <w:rStyle w:val="VerbatimChar"/>
+        </w:rPr>
+        <w:t xml:space="preserve">FAILED: secret 'pg_password' does not exist - create it first: …</w:t>
+      </w:r>
+      <w:r>
+        <w:br/>
+      </w:r>
+      <w:r>
+        <w:rPr>
+          <w:rStyle w:val="VerbatimChar"/>
+        </w:rPr>
+        <w:t xml:space="preserve">EXIT=1        # and docker stack ls stayed empty</w:t>
+      </w:r>
+    </w:p>
+    <w:p>
+      <w:pPr>
+        <w:pStyle w:val="FirstParagraph"/>
+      </w:pPr>
+      <w:r>
+        <w:t xml:space="preserve">And the registry login never ran — the secret check sits</w:t>
+      </w:r>
+      <w:r>
+        <w:t xml:space="preserve"> </w:t>
+      </w:r>
+      <w:r>
+        <w:rPr>
+          <w:b/>
+          <w:bCs/>
+        </w:rPr>
+        <w:t xml:space="preserve">above</w:t>
+      </w:r>
+      <w:r>
+        <w:t xml:space="preserve"> </w:t>
+      </w:r>
+      <w:r>
+        <w:t xml:space="preserve">the login on purpose, so the</w:t>
+      </w:r>
+      <w:r>
+        <w:t xml:space="preserve"> </w:t>
+      </w:r>
+      <w:r>
+        <w:t xml:space="preserve">cheapest, most-likely-wrong precondition fails free of cost and without exposing a credential.</w:t>
+      </w:r>
+      <w:r>
+        <w:t xml:space="preserve"> </w:t>
+      </w:r>
+      <w:r>
+        <w:t xml:space="preserve">⚠️</w:t>
+      </w:r>
+      <w:r>
+        <w:t xml:space="preserve"> </w:t>
+      </w:r>
+      <w:r>
+        <w:rPr>
+          <w:b/>
+          <w:bCs/>
+        </w:rPr>
+        <w:t xml:space="preserve">What this guard cannot do is notice a secret that exists but holds the wrong value</w:t>
+      </w:r>
+      <w:r>
+        <w:t xml:space="preserve"> </w:t>
+      </w:r>
+      <w:r>
+        <w:t xml:space="preserve">— that one</w:t>
+      </w:r>
+      <w:r>
+        <w:t xml:space="preserve"> </w:t>
+      </w:r>
+      <w:r>
+        <w:t xml:space="preserve">sails through everything and is caught only at the very end. Chapter 4 §2 runs that failure in full.</w:t>
+      </w:r>
+    </w:p>
+    <w:p>
+      <w:pPr>
+        <w:pStyle w:val="BodyText"/>
+      </w:pPr>
+      <w:r>
         <w:t xml:space="preserve">Note</w:t>
       </w:r>
       <w:r>
@@ -1879,6 +2066,219 @@
           <w:rStyle w:val="OperatorTok"/>
         </w:rPr>
         <w:t xml:space="preserve">&gt;</w:t>
+      </w:r>
+    </w:p>
+    <w:p>
+      <w:pPr>
+        <w:pStyle w:val="BlockText"/>
+      </w:pPr>
+      <w:r>
+        <w:rPr>
+          <w:b/>
+          <w:bCs/>
+        </w:rPr>
+        <w:t xml:space="preserve">Lab vs PROD — plaintext registry.</w:t>
+      </w:r>
+      <w:r>
+        <w:t xml:space="preserve"> </w:t>
+      </w:r>
+      <w:r>
+        <w:rPr>
+          <w:i/>
+          <w:iCs/>
+        </w:rPr>
+        <w:t xml:space="preserve">In the lab:</w:t>
+      </w:r>
+      <w:r>
+        <w:t xml:space="preserve"> </w:t>
+      </w:r>
+      <w:r>
+        <w:t xml:space="preserve">every node’s</w:t>
+      </w:r>
+      <w:r>
+        <w:t xml:space="preserve"> </w:t>
+      </w:r>
+      <w:r>
+        <w:rPr>
+          <w:rStyle w:val="VerbatimChar"/>
+        </w:rPr>
+        <w:t xml:space="preserve">/etc/docker/daemon.json</w:t>
+      </w:r>
+      <w:r>
+        <w:t xml:space="preserve"> </w:t>
+      </w:r>
+      <w:r>
+        <w:t xml:space="preserve">lists this</w:t>
+      </w:r>
+      <w:r>
+        <w:t xml:space="preserve"> </w:t>
+      </w:r>
+      <w:r>
+        <w:t xml:space="preserve">registry under</w:t>
+      </w:r>
+      <w:r>
+        <w:t xml:space="preserve"> </w:t>
+      </w:r>
+      <w:r>
+        <w:rPr>
+          <w:rStyle w:val="VerbatimChar"/>
+        </w:rPr>
+        <w:t xml:space="preserve">insecure-registries</w:t>
+      </w:r>
+      <w:r>
+        <w:t xml:space="preserve">, so pulls and</w:t>
+      </w:r>
+      <w:r>
+        <w:t xml:space="preserve"> </w:t>
+      </w:r>
+      <w:r>
+        <w:rPr>
+          <w:rStyle w:val="VerbatimChar"/>
+        </w:rPr>
+        <w:t xml:space="preserve">docker login</w:t>
+      </w:r>
+      <w:r>
+        <w:t xml:space="preserve"> </w:t>
+      </w:r>
+      <w:r>
+        <w:t xml:space="preserve">cross the LAN over HTTP.</w:t>
+      </w:r>
+      <w:r>
+        <w:t xml:space="preserve"> </w:t>
+      </w:r>
+      <w:r>
+        <w:rPr>
+          <w:i/>
+          <w:iCs/>
+        </w:rPr>
+        <w:t xml:space="preserve">Why it’s</w:t>
+      </w:r>
+      <w:r>
+        <w:rPr>
+          <w:i/>
+          <w:iCs/>
+        </w:rPr>
+        <w:t xml:space="preserve"> </w:t>
+      </w:r>
+      <w:r>
+        <w:rPr>
+          <w:i/>
+          <w:iCs/>
+        </w:rPr>
+        <w:t xml:space="preserve">acceptable here:</w:t>
+      </w:r>
+      <w:r>
+        <w:t xml:space="preserve"> </w:t>
+      </w:r>
+      <w:r>
+        <w:t xml:space="preserve">an isolated home network, and the credentials are lab-only by rule.</w:t>
+      </w:r>
+      <w:r>
+        <w:t xml:space="preserve"> </w:t>
+      </w:r>
+      <w:r>
+        <w:rPr>
+          <w:i/>
+          <w:iCs/>
+        </w:rPr>
+        <w:t xml:space="preserve">In production:</w:t>
+      </w:r>
+      <w:r>
+        <w:t xml:space="preserve"> </w:t>
+      </w:r>
+      <w:r>
+        <w:t xml:space="preserve">the registry gets a real TLS certificate and</w:t>
+      </w:r>
+      <w:r>
+        <w:t xml:space="preserve"> </w:t>
+      </w:r>
+      <w:r>
+        <w:rPr>
+          <w:rStyle w:val="VerbatimChar"/>
+        </w:rPr>
+        <w:t xml:space="preserve">insecure-registries</w:t>
+      </w:r>
+      <w:r>
+        <w:t xml:space="preserve"> </w:t>
+      </w:r>
+      <w:r>
+        <w:t xml:space="preserve">is never set.</w:t>
+      </w:r>
+      <w:r>
+        <w:t xml:space="preserve"> </w:t>
+      </w:r>
+      <w:r>
+        <w:rPr>
+          <w:i/>
+          <w:iCs/>
+        </w:rPr>
+        <w:t xml:space="preserve">If you carry the</w:t>
+      </w:r>
+      <w:r>
+        <w:rPr>
+          <w:i/>
+          <w:iCs/>
+        </w:rPr>
+        <w:t xml:space="preserve"> </w:t>
+      </w:r>
+      <w:r>
+        <w:rPr>
+          <w:i/>
+          <w:iCs/>
+        </w:rPr>
+        <w:t xml:space="preserve">habit:</w:t>
+      </w:r>
+      <w:r>
+        <w:t xml:space="preserve"> </w:t>
+      </w:r>
+      <w:r>
+        <w:rPr>
+          <w:b/>
+          <w:bCs/>
+        </w:rPr>
+        <w:t xml:space="preserve">you have put a registry credential on the wire in cleartext</w:t>
+      </w:r>
+      <w:r>
+        <w:t xml:space="preserve"> </w:t>
+      </w:r>
+      <w:r>
+        <w:t xml:space="preserve">— and</w:t>
+      </w:r>
+      <w:r>
+        <w:t xml:space="preserve"> </w:t>
+      </w:r>
+      <w:r>
+        <w:rPr>
+          <w:rStyle w:val="VerbatimChar"/>
+        </w:rPr>
+        <w:t xml:space="preserve">insecure-registries</w:t>
+      </w:r>
+      <w:r>
+        <w:t xml:space="preserve"> </w:t>
+      </w:r>
+      <w:r>
+        <w:t xml:space="preserve">is</w:t>
+      </w:r>
+      <w:r>
+        <w:t xml:space="preserve"> </w:t>
+      </w:r>
+      <w:r>
+        <w:t xml:space="preserve">precisely the knob people reach for to make a TLS error</w:t>
+      </w:r>
+      <w:r>
+        <w:t xml:space="preserve"> </w:t>
+      </w:r>
+      <w:r>
+        <w:t xml:space="preserve">“go away”</w:t>
+      </w:r>
+      <w:r>
+        <w:t xml:space="preserve">, silencing a warning that was</w:t>
+      </w:r>
+      <w:r>
+        <w:t xml:space="preserve"> </w:t>
+      </w:r>
+      <w:r>
+        <w:t xml:space="preserve">correct.</w:t>
       </w:r>
     </w:p>
     <w:p>
@@ -2562,7 +2962,7 @@
         <w:t xml:space="preserve"> </w:t>
       </w:r>
       <w:r>
-        <w:t xml:space="preserve">rows per task slot. That is</w:t>
+        <w:t xml:space="preserve">rows per task slot. That was</w:t>
       </w:r>
       <w:r>
         <w:t xml:space="preserve"> </w:t>
@@ -2577,17 +2977,68 @@
         <w:t xml:space="preserve"> </w:t>
       </w:r>
       <w:r>
-        <w:t xml:space="preserve">being consumed. After the third refusal,</w:t>
-      </w:r>
-      <w:r>
-        <w:t xml:space="preserve"> </w:t>
-      </w:r>
-      <w:r>
-        <w:rPr>
-          <w:b/>
-          <w:bCs/>
-        </w:rPr>
-        <w:t xml:space="preserve">Swarm stops trying — permanently.</w:t>
+        <w:t xml:space="preserve">being consumed — the manifest carried that setting when this failure was recorded on August 13. After</w:t>
+      </w:r>
+      <w:r>
+        <w:t xml:space="preserve"> </w:t>
+      </w:r>
+      <w:r>
+        <w:t xml:space="preserve">the third refusal,</w:t>
+      </w:r>
+      <w:r>
+        <w:t xml:space="preserve"> </w:t>
+      </w:r>
+      <w:r>
+        <w:rPr>
+          <w:b/>
+          <w:bCs/>
+        </w:rPr>
+        <w:t xml:space="preserve">Swarm stopped trying, permanently</w:t>
+      </w:r>
+      <w:r>
+        <w:t xml:space="preserve">:</w:t>
+      </w:r>
+      <w:r>
+        <w:t xml:space="preserve"> </w:t>
+      </w:r>
+      <w:r>
+        <w:rPr>
+          <w:rStyle w:val="VerbatimChar"/>
+        </w:rPr>
+        <w:t xml:space="preserve">docker stack deploy</w:t>
+      </w:r>
+      <w:r>
+        <w:t xml:space="preserve"> </w:t>
+      </w:r>
+      <w:r>
+        <w:t xml:space="preserve">had exited</w:t>
+      </w:r>
+      <w:r>
+        <w:t xml:space="preserve"> </w:t>
+      </w:r>
+      <w:r>
+        <w:rPr>
+          <w:rStyle w:val="VerbatimChar"/>
+        </w:rPr>
+        <w:t xml:space="preserve">0</w:t>
+      </w:r>
+      <w:r>
+        <w:t xml:space="preserve"> </w:t>
+      </w:r>
+      <w:r>
+        <w:t xml:space="preserve">half a</w:t>
+      </w:r>
+      <w:r>
+        <w:t xml:space="preserve"> </w:t>
+      </w:r>
+      <w:r>
+        <w:t xml:space="preserve">minute earlier, the retries quietly exhausted themselves, and the service sat at zero replicas</w:t>
+      </w:r>
+      <w:r>
+        <w:t xml:space="preserve"> </w:t>
+      </w:r>
+      <w:r>
+        <w:t xml:space="preserve">indefinitely with nothing surfaced anywhere you would normally look.</w:t>
       </w:r>
     </w:p>
     <w:p>
@@ -2595,65 +3046,263 @@
         <w:pStyle w:val="BodyText"/>
       </w:pPr>
       <w:r>
-        <w:t xml:space="preserve">This is why the failure was</w:t>
-      </w:r>
-      <w:r>
-        <w:t xml:space="preserve"> </w:t>
-      </w:r>
-      <w:r>
-        <w:rPr>
-          <w:i/>
-          <w:iCs/>
-        </w:rPr>
-        <w:t xml:space="preserve">stable</w:t>
-      </w:r>
-      <w:r>
-        <w:t xml:space="preserve"> </w:t>
-      </w:r>
-      <w:r>
-        <w:t xml:space="preserve">rather than transient.</w:t>
-      </w:r>
-      <w:r>
-        <w:t xml:space="preserve"> </w:t>
-      </w:r>
-      <w:r>
-        <w:rPr>
-          <w:rStyle w:val="VerbatimChar"/>
-        </w:rPr>
-        <w:t xml:space="preserve">docker stack deploy</w:t>
-      </w:r>
-      <w:r>
-        <w:t xml:space="preserve"> </w:t>
-      </w:r>
-      <w:r>
-        <w:t xml:space="preserve">had exited</w:t>
-      </w:r>
-      <w:r>
-        <w:t xml:space="preserve"> </w:t>
-      </w:r>
-      <w:r>
-        <w:rPr>
-          <w:rStyle w:val="VerbatimChar"/>
-        </w:rPr>
-        <w:t xml:space="preserve">0</w:t>
-      </w:r>
-      <w:r>
-        <w:t xml:space="preserve"> </w:t>
-      </w:r>
-      <w:r>
-        <w:t xml:space="preserve">half a</w:t>
-      </w:r>
-      <w:r>
-        <w:t xml:space="preserve"> </w:t>
-      </w:r>
-      <w:r>
-        <w:t xml:space="preserve">minute earlier, the retries quietly exhausted themselves, and the service sat at zero replicas</w:t>
-      </w:r>
-      <w:r>
-        <w:t xml:space="preserve"> </w:t>
-      </w:r>
-      <w:r>
-        <w:t xml:space="preserve">indefinitely with nothing surfaced anywhere you would normally look.</w:t>
+        <w:t xml:space="preserve">⚠️</w:t>
+      </w:r>
+      <w:r>
+        <w:t xml:space="preserve"> </w:t>
+      </w:r>
+      <w:r>
+        <w:rPr>
+          <w:b/>
+          <w:bCs/>
+        </w:rPr>
+        <w:t xml:space="preserve">That setting is gone, and the story now has two branches — worth reading precisely, because the</w:t>
+      </w:r>
+      <w:r>
+        <w:rPr>
+          <w:b/>
+          <w:bCs/>
+        </w:rPr>
+        <w:t xml:space="preserve"> </w:t>
+      </w:r>
+      <w:r>
+        <w:rPr>
+          <w:b/>
+          <w:bCs/>
+        </w:rPr>
+        <w:t xml:space="preserve">“exactly three”</w:t>
+      </w:r>
+      <w:r>
+        <w:rPr>
+          <w:b/>
+          <w:bCs/>
+        </w:rPr>
+        <w:t xml:space="preserve"> </w:t>
+      </w:r>
+      <w:r>
+        <w:rPr>
+          <w:b/>
+          <w:bCs/>
+        </w:rPr>
+        <w:t xml:space="preserve">only ever applied to one of them.</w:t>
+      </w:r>
+      <w:r>
+        <w:t xml:space="preserve"> </w:t>
+      </w:r>
+      <w:r>
+        <w:rPr>
+          <w:rStyle w:val="VerbatimChar"/>
+        </w:rPr>
+        <w:t xml:space="preserve">max_attempts</w:t>
+      </w:r>
+      <w:r>
+        <w:t xml:space="preserve"> </w:t>
+      </w:r>
+      <w:r>
+        <w:t xml:space="preserve">was removed on August 18, together</w:t>
+      </w:r>
+      <w:r>
+        <w:t xml:space="preserve"> </w:t>
+      </w:r>
+      <w:r>
+        <w:t xml:space="preserve">with</w:t>
+      </w:r>
+      <w:r>
+        <w:t xml:space="preserve"> </w:t>
+      </w:r>
+      <w:r>
+        <w:rPr>
+          <w:rStyle w:val="VerbatimChar"/>
+        </w:rPr>
+        <w:t xml:space="preserve">condition: on-failure</w:t>
+      </w:r>
+      <w:r>
+        <w:t xml:space="preserve">, after a reboot silently ate replicas (Chapter 5 §3). The drills then</w:t>
+      </w:r>
+      <w:r>
+        <w:t xml:space="preserve"> </w:t>
+      </w:r>
+      <w:r>
+        <w:t xml:space="preserve">established (P24, Chapter 5 §1):</w:t>
+      </w:r>
+    </w:p>
+    <w:p>
+      <w:pPr>
+        <w:pStyle w:val="Compact"/>
+        <w:numPr>
+          <w:ilvl w:val="0"/>
+          <w:numId w:val="1004"/>
+        </w:numPr>
+      </w:pPr>
+      <w:r>
+        <w:t xml:space="preserve">On an</w:t>
+      </w:r>
+      <w:r>
+        <w:t xml:space="preserve"> </w:t>
+      </w:r>
+      <w:r>
+        <w:rPr>
+          <w:b/>
+          <w:bCs/>
+        </w:rPr>
+        <w:t xml:space="preserve">update</w:t>
+      </w:r>
+      <w:r>
+        <w:t xml:space="preserve"> </w:t>
+      </w:r>
+      <w:r>
+        <w:t xml:space="preserve">of an existing service,</w:t>
+      </w:r>
+      <w:r>
+        <w:t xml:space="preserve"> </w:t>
+      </w:r>
+      <w:r>
+        <w:rPr>
+          <w:rStyle w:val="VerbatimChar"/>
+        </w:rPr>
+        <w:t xml:space="preserve">max_attempts</w:t>
+      </w:r>
+      <w:r>
+        <w:t xml:space="preserve"> </w:t>
+      </w:r>
+      <w:r>
+        <w:t xml:space="preserve">was never the thing limiting retries anyway —</w:t>
+      </w:r>
+      <w:r>
+        <w:t xml:space="preserve"> </w:t>
+      </w:r>
+      <w:r>
+        <w:rPr>
+          <w:rStyle w:val="VerbatimChar"/>
+        </w:rPr>
+        <w:t xml:space="preserve">failure_action: rollback</w:t>
+      </w:r>
+      <w:r>
+        <w:t xml:space="preserve"> </w:t>
+      </w:r>
+      <w:r>
+        <w:t xml:space="preserve">ends the attempt after</w:t>
+      </w:r>
+      <w:r>
+        <w:t xml:space="preserve"> </w:t>
+      </w:r>
+      <w:r>
+        <w:rPr>
+          <w:b/>
+          <w:bCs/>
+        </w:rPr>
+        <w:t xml:space="preserve">one</w:t>
+      </w:r>
+      <w:r>
+        <w:t xml:space="preserve"> </w:t>
+      </w:r>
+      <w:r>
+        <w:t xml:space="preserve">failed task.</w:t>
+      </w:r>
+    </w:p>
+    <w:p>
+      <w:pPr>
+        <w:pStyle w:val="Compact"/>
+        <w:numPr>
+          <w:ilvl w:val="0"/>
+          <w:numId w:val="1004"/>
+        </w:numPr>
+      </w:pPr>
+      <w:r>
+        <w:t xml:space="preserve">The</w:t>
+      </w:r>
+      <w:r>
+        <w:t xml:space="preserve"> </w:t>
+      </w:r>
+      <w:r>
+        <w:t xml:space="preserve">“exactly three, then stop forever”</w:t>
+      </w:r>
+      <w:r>
+        <w:t xml:space="preserve"> </w:t>
+      </w:r>
+      <w:r>
+        <w:t xml:space="preserve">behaviour belongs to the</w:t>
+      </w:r>
+      <w:r>
+        <w:t xml:space="preserve"> </w:t>
+      </w:r>
+      <w:r>
+        <w:rPr>
+          <w:b/>
+          <w:bCs/>
+        </w:rPr>
+        <w:t xml:space="preserve">create</w:t>
+      </w:r>
+      <w:r>
+        <w:t xml:space="preserve"> </w:t>
+      </w:r>
+      <w:r>
+        <w:t xml:space="preserve">path — a first deploy,</w:t>
+      </w:r>
+      <w:r>
+        <w:t xml:space="preserve"> </w:t>
+      </w:r>
+      <w:r>
+        <w:t xml:space="preserve">where there is no previous version to roll back to. That is exactly what this section’s failure was.</w:t>
+      </w:r>
+      <w:r>
+        <w:t xml:space="preserve"> </w:t>
+      </w:r>
+      <w:r>
+        <w:rPr>
+          <w:b/>
+          <w:bCs/>
+        </w:rPr>
+        <w:t xml:space="preserve">With</w:t>
+      </w:r>
+      <w:r>
+        <w:rPr>
+          <w:b/>
+          <w:bCs/>
+        </w:rPr>
+        <w:t xml:space="preserve"> </w:t>
+      </w:r>
+      <w:r>
+        <w:rPr>
+          <w:rStyle w:val="VerbatimChar"/>
+          <w:b/>
+          <w:bCs/>
+        </w:rPr>
+        <w:t xml:space="preserve">max_attempts</w:t>
+      </w:r>
+      <w:r>
+        <w:rPr>
+          <w:b/>
+          <w:bCs/>
+        </w:rPr>
+        <w:t xml:space="preserve"> </w:t>
+      </w:r>
+      <w:r>
+        <w:rPr>
+          <w:b/>
+          <w:bCs/>
+        </w:rPr>
+        <w:t xml:space="preserve">now removed, the create-path retry behaviour is uncapped and has not been</w:t>
+      </w:r>
+      <w:r>
+        <w:rPr>
+          <w:b/>
+          <w:bCs/>
+        </w:rPr>
+        <w:t xml:space="preserve"> </w:t>
+      </w:r>
+      <w:r>
+        <w:rPr>
+          <w:b/>
+          <w:bCs/>
+        </w:rPr>
+        <w:t xml:space="preserve">re-measured</w:t>
+      </w:r>
+      <w:r>
+        <w:t xml:space="preserve"> </w:t>
+      </w:r>
+      <w:r>
+        <w:t xml:space="preserve">— recorded as open, not assumed.</w:t>
       </w:r>
     </w:p>
     <w:bookmarkEnd w:id="20"/>
@@ -3383,7 +4032,19 @@
         <w:t xml:space="preserve"> </w:t>
       </w:r>
       <w:r>
-        <w:t xml:space="preserve">polls.</w:t>
+        <w:t xml:space="preserve">polls — and why, since the failure drills, it no</w:t>
+      </w:r>
+      <w:r>
+        <w:t xml:space="preserve"> </w:t>
+      </w:r>
+      <w:r>
+        <w:t xml:space="preserve">longer stops at convergence either: a converged stack can still be unable to do business, so the script</w:t>
+      </w:r>
+      <w:r>
+        <w:t xml:space="preserve"> </w:t>
+      </w:r>
+      <w:r>
+        <w:t xml:space="preserve">ends with a smoke gate that transacts against the application (the full story is Chapter 6 §3).</w:t>
       </w:r>
     </w:p>
     <w:bookmarkStart w:id="24" w:name="counting-replicas-is-not-enough-either"/>
@@ -3631,107 +4292,7 @@
         <w:t xml:space="preserve"> </w:t>
       </w:r>
       <w:r>
-        <w:t xml:space="preserve">to do.</w:t>
-      </w:r>
-    </w:p>
-    <w:p>
-      <w:pPr>
-        <w:pStyle w:val="BodyText"/>
-      </w:pPr>
-      <w:r>
-        <w:t xml:space="preserve">The fix is to ask Swarm, which tracks this properly:</w:t>
-      </w:r>
-    </w:p>
-    <w:p>
-      <w:pPr>
-        <w:pStyle w:val="SourceCode"/>
-      </w:pPr>
-      <w:r>
-        <w:rPr>
-          <w:rStyle w:val="ExtensionTok"/>
-        </w:rPr>
-        <w:t xml:space="preserve">docker</w:t>
-      </w:r>
-      <w:r>
-        <w:rPr>
-          <w:rStyle w:val="NormalTok"/>
-        </w:rPr>
-        <w:t xml:space="preserve"> service inspect </w:t>
-      </w:r>
-      <w:r>
-        <w:rPr>
-          <w:rStyle w:val="OperatorTok"/>
-        </w:rPr>
-        <w:t xml:space="preserve">&lt;</w:t>
-      </w:r>
-      <w:r>
-        <w:rPr>
-          <w:rStyle w:val="NormalTok"/>
-        </w:rPr>
-        <w:t xml:space="preserve">svc</w:t>
-      </w:r>
-      <w:r>
-        <w:rPr>
-          <w:rStyle w:val="OperatorTok"/>
-        </w:rPr>
-        <w:t xml:space="preserve">&gt;</w:t>
-      </w:r>
-      <w:r>
-        <w:rPr>
-          <w:rStyle w:val="NormalTok"/>
-        </w:rPr>
-        <w:t xml:space="preserve"> --format </w:t>
-      </w:r>
-      <w:r>
-        <w:rPr>
-          <w:rStyle w:val="StringTok"/>
-        </w:rPr>
-        <w:t xml:space="preserve">'{{.UpdateStatus.State}}'</w:t>
-      </w:r>
-      <w:r>
-        <w:br/>
-      </w:r>
-      <w:r>
-        <w:rPr>
-          <w:rStyle w:val="CommentTok"/>
-        </w:rPr>
-        <w:t xml:space="preserve"># updating | completed | rollback_started | rollback_completed | (empty, if never updated)</w:t>
-      </w:r>
-    </w:p>
-    <w:p>
-      <w:pPr>
-        <w:pStyle w:val="FirstParagraph"/>
-      </w:pPr>
-      <w:r>
-        <w:t xml:space="preserve">Treat</w:t>
-      </w:r>
-      <w:r>
-        <w:t xml:space="preserve"> </w:t>
-      </w:r>
-      <w:r>
-        <w:rPr>
-          <w:rStyle w:val="VerbatimChar"/>
-        </w:rPr>
-        <w:t xml:space="preserve">rollback_*</w:t>
-      </w:r>
-      <w:r>
-        <w:t xml:space="preserve"> </w:t>
-      </w:r>
-      <w:r>
-        <w:t xml:space="preserve">as a</w:t>
-      </w:r>
-      <w:r>
-        <w:t xml:space="preserve"> </w:t>
-      </w:r>
-      <w:r>
-        <w:rPr>
-          <w:b/>
-          <w:bCs/>
-        </w:rPr>
-        <w:t xml:space="preserve">hard failure</w:t>
-      </w:r>
-      <w:r>
-        <w:t xml:space="preserve">, not a success. ⚠️</w:t>
+        <w:t xml:space="preserve">to do. ✅</w:t>
       </w:r>
       <w:r>
         <w:t xml:space="preserve"> </w:t>
@@ -3741,37 +4302,455 @@
           <w:i/>
           <w:iCs/>
         </w:rPr>
-        <w:t xml:space="preserve">Recorded as untested:</w:t>
-      </w:r>
-      <w:r>
-        <w:t xml:space="preserve"> </w:t>
-      </w:r>
-      <w:r>
-        <w:rPr>
-          <w:rStyle w:val="VerbatimChar"/>
-        </w:rPr>
-        <w:t xml:space="preserve">UpdateStatus</w:t>
-      </w:r>
-      <w:r>
-        <w:t xml:space="preserve"> </w:t>
-      </w:r>
-      <w:r>
-        <w:t xml:space="preserve">appears to be a latch that persists until the next update begins, which would mean a stale</w:t>
-      </w:r>
-      <w:r>
-        <w:t xml:space="preserve"> </w:t>
-      </w:r>
-      <w:r>
-        <w:rPr>
-          <w:rStyle w:val="VerbatimChar"/>
+        <w:t xml:space="preserve">Written here as reasoning on Aug 13;</w:t>
+      </w:r>
+      <w:r>
+        <w:rPr>
+          <w:i/>
+          <w:iCs/>
+        </w:rPr>
+        <w:t xml:space="preserve"> </w:t>
+      </w:r>
+      <w:r>
+        <w:rPr>
+          <w:b/>
+          <w:bCs/>
+          <w:i/>
+          <w:iCs/>
+        </w:rPr>
+        <w:t xml:space="preserve">proved by</w:t>
+      </w:r>
+      <w:r>
+        <w:rPr>
+          <w:b/>
+          <w:bCs/>
+          <w:i/>
+          <w:iCs/>
+        </w:rPr>
+        <w:t xml:space="preserve"> </w:t>
+      </w:r>
+      <w:r>
+        <w:rPr>
+          <w:b/>
+          <w:bCs/>
+          <w:i/>
+          <w:iCs/>
+        </w:rPr>
+        <w:t xml:space="preserve">drill on Aug 18</w:t>
+      </w:r>
+      <w:r>
+        <w:rPr>
+          <w:i/>
+          <w:iCs/>
+        </w:rPr>
+        <w:t xml:space="preserve"> </w:t>
+      </w:r>
+      <w:r>
+        <w:rPr>
+          <w:i/>
+          <w:iCs/>
+        </w:rPr>
+        <w:t xml:space="preserve">— a deploy of an unpullable image ended at</w:t>
+      </w:r>
+      <w:r>
+        <w:rPr>
+          <w:i/>
+          <w:iCs/>
+        </w:rPr>
+        <w:t xml:space="preserve"> </w:t>
+      </w:r>
+      <w:r>
+        <w:rPr>
+          <w:rStyle w:val="VerbatimChar"/>
+          <w:i/>
+          <w:iCs/>
+        </w:rPr>
+        <w:t xml:space="preserve">3/3</w:t>
+      </w:r>
+      <w:r>
+        <w:rPr>
+          <w:i/>
+          <w:iCs/>
+        </w:rPr>
+        <w:t xml:space="preserve"> </w:t>
+      </w:r>
+      <w:r>
+        <w:rPr>
+          <w:i/>
+          <w:iCs/>
+        </w:rPr>
+        <w:t xml:space="preserve">on the old digest with nothing in</w:t>
+      </w:r>
+      <w:r>
+        <w:rPr>
+          <w:i/>
+          <w:iCs/>
+        </w:rPr>
+        <w:t xml:space="preserve"> </w:t>
+      </w:r>
+      <w:r>
+        <w:rPr>
+          <w:rStyle w:val="VerbatimChar"/>
+          <w:i/>
+          <w:iCs/>
+        </w:rPr>
+        <w:t xml:space="preserve">docker service ls</w:t>
+      </w:r>
+      <w:r>
+        <w:rPr>
+          <w:i/>
+          <w:iCs/>
+        </w:rPr>
+        <w:t xml:space="preserve"> </w:t>
+      </w:r>
+      <w:r>
+        <w:rPr>
+          <w:i/>
+          <w:iCs/>
+        </w:rPr>
+        <w:t xml:space="preserve">recording the refusal. Chapter 5 §1 has the task history.</w:t>
+      </w:r>
+    </w:p>
+    <w:p>
+      <w:pPr>
+        <w:pStyle w:val="BodyText"/>
+      </w:pPr>
+      <w:r>
+        <w:t xml:space="preserve">The fix is to ask Swarm, which tracks this properly:</w:t>
+      </w:r>
+    </w:p>
+    <w:p>
+      <w:pPr>
+        <w:pStyle w:val="SourceCode"/>
+      </w:pPr>
+      <w:r>
+        <w:rPr>
+          <w:rStyle w:val="ExtensionTok"/>
+        </w:rPr>
+        <w:t xml:space="preserve">docker</w:t>
+      </w:r>
+      <w:r>
+        <w:rPr>
+          <w:rStyle w:val="NormalTok"/>
+        </w:rPr>
+        <w:t xml:space="preserve"> service inspect </w:t>
+      </w:r>
+      <w:r>
+        <w:rPr>
+          <w:rStyle w:val="OperatorTok"/>
+        </w:rPr>
+        <w:t xml:space="preserve">&lt;</w:t>
+      </w:r>
+      <w:r>
+        <w:rPr>
+          <w:rStyle w:val="NormalTok"/>
+        </w:rPr>
+        <w:t xml:space="preserve">svc</w:t>
+      </w:r>
+      <w:r>
+        <w:rPr>
+          <w:rStyle w:val="OperatorTok"/>
+        </w:rPr>
+        <w:t xml:space="preserve">&gt;</w:t>
+      </w:r>
+      <w:r>
+        <w:rPr>
+          <w:rStyle w:val="NormalTok"/>
+        </w:rPr>
+        <w:t xml:space="preserve"> </w:t>
+      </w:r>
+      <w:r>
+        <w:rPr>
+          <w:rStyle w:val="DataTypeTok"/>
+        </w:rPr>
+        <w:t xml:space="preserve">\</w:t>
+      </w:r>
+      <w:r>
+        <w:br/>
+      </w:r>
+      <w:r>
+        <w:rPr>
+          <w:rStyle w:val="NormalTok"/>
+        </w:rPr>
+        <w:t xml:space="preserve">  </w:t>
+      </w:r>
+      <w:r>
+        <w:rPr>
+          <w:rStyle w:val="AttributeTok"/>
+        </w:rPr>
+        <w:t xml:space="preserve">--format</w:t>
+      </w:r>
+      <w:r>
+        <w:rPr>
+          <w:rStyle w:val="NormalTok"/>
+        </w:rPr>
+        <w:t xml:space="preserve"> </w:t>
+      </w:r>
+      <w:r>
+        <w:rPr>
+          <w:rStyle w:val="StringTok"/>
+        </w:rPr>
+        <w:t xml:space="preserve">'{{if .UpdateStatus}}{{.UpdateStatus.State}}{{else}}&lt;absent&gt;{{end}}'</w:t>
+      </w:r>
+      <w:r>
+        <w:br/>
+      </w:r>
+      <w:r>
+        <w:rPr>
+          <w:rStyle w:val="CommentTok"/>
+        </w:rPr>
+        <w:t xml:space="preserve"># updating | completed | rollback_started | rollback_completed | &lt;absent, if never updated&gt;</w:t>
+      </w:r>
+    </w:p>
+    <w:p>
+      <w:pPr>
+        <w:pStyle w:val="FirstParagraph"/>
+      </w:pPr>
+      <w:r>
+        <w:t xml:space="preserve">⚠️</w:t>
+      </w:r>
+      <w:r>
+        <w:t xml:space="preserve"> </w:t>
+      </w:r>
+      <w:r>
+        <w:rPr>
+          <w:rStyle w:val="VerbatimChar"/>
+          <w:b/>
+          <w:bCs/>
+        </w:rPr>
+        <w:t xml:space="preserve">&lt;absent&gt;</w:t>
+      </w:r>
+      <w:r>
+        <w:rPr>
+          <w:b/>
+          <w:bCs/>
+        </w:rPr>
+        <w:t xml:space="preserve">, not empty — the guarded form above is load-bearing.</w:t>
+      </w:r>
+      <w:r>
+        <w:t xml:space="preserve"> </w:t>
+      </w:r>
+      <w:r>
+        <w:t xml:space="preserve">On a service that has never been</w:t>
+      </w:r>
+      <w:r>
+        <w:t xml:space="preserve"> </w:t>
+      </w:r>
+      <w:r>
+        <w:t xml:space="preserve">updated the field does not exist, and the naive template</w:t>
+      </w:r>
+      <w:r>
+        <w:t xml:space="preserve"> </w:t>
+      </w:r>
+      <w:r>
+        <w:rPr>
+          <w:rStyle w:val="VerbatimChar"/>
+        </w:rPr>
+        <w:t xml:space="preserve">{{.UpdateStatus.State}}</w:t>
+      </w:r>
+      <w:r>
+        <w:t xml:space="preserve"> </w:t>
+      </w:r>
+      <w:r>
+        <w:rPr>
+          <w:b/>
+          <w:bCs/>
+        </w:rPr>
+        <w:t xml:space="preserve">errors</w:t>
+      </w:r>
+      <w:r>
+        <w:t xml:space="preserve"> </w:t>
+      </w:r>
+      <w:r>
+        <w:t xml:space="preserve">instead of</w:t>
+      </w:r>
+      <w:r>
+        <w:t xml:space="preserve"> </w:t>
+      </w:r>
+      <w:r>
+        <w:t xml:space="preserve">returning an empty string. A check that crashes on a freshly created service will be discovered at the</w:t>
+      </w:r>
+      <w:r>
+        <w:t xml:space="preserve"> </w:t>
+      </w:r>
+      <w:r>
+        <w:t xml:space="preserve">worst possible moment.</w:t>
+      </w:r>
+    </w:p>
+    <w:p>
+      <w:pPr>
+        <w:pStyle w:val="BodyText"/>
+      </w:pPr>
+      <w:r>
+        <w:t xml:space="preserve">Treat</w:t>
+      </w:r>
+      <w:r>
+        <w:t xml:space="preserve"> </w:t>
+      </w:r>
+      <w:r>
+        <w:rPr>
+          <w:rStyle w:val="VerbatimChar"/>
+        </w:rPr>
+        <w:t xml:space="preserve">rollback_*</w:t>
+      </w:r>
+      <w:r>
+        <w:t xml:space="preserve"> </w:t>
+      </w:r>
+      <w:r>
+        <w:t xml:space="preserve">as a</w:t>
+      </w:r>
+      <w:r>
+        <w:t xml:space="preserve"> </w:t>
+      </w:r>
+      <w:r>
+        <w:rPr>
+          <w:b/>
+          <w:bCs/>
+        </w:rPr>
+        <w:t xml:space="preserve">hard failure</w:t>
+      </w:r>
+      <w:r>
+        <w:t xml:space="preserve">, not a success. ✅</w:t>
+      </w:r>
+      <w:r>
+        <w:t xml:space="preserve"> </w:t>
+      </w:r>
+      <w:r>
+        <w:rPr>
+          <w:i/>
+          <w:iCs/>
+        </w:rPr>
+        <w:t xml:space="preserve">The rollback-detection half was proved on</w:t>
+      </w:r>
+      <w:r>
+        <w:rPr>
+          <w:i/>
+          <w:iCs/>
+        </w:rPr>
+        <w:t xml:space="preserve"> </w:t>
+      </w:r>
+      <w:r>
+        <w:rPr>
+          <w:i/>
+          <w:iCs/>
+        </w:rPr>
+        <w:t xml:space="preserve">Aug 18: the deploy script caught</w:t>
+      </w:r>
+      <w:r>
+        <w:rPr>
+          <w:i/>
+          <w:iCs/>
+        </w:rPr>
+        <w:t xml:space="preserve"> </w:t>
+      </w:r>
+      <w:r>
+        <w:rPr>
+          <w:rStyle w:val="VerbatimChar"/>
+          <w:i/>
+          <w:iCs/>
+        </w:rPr>
+        <w:t xml:space="preserve">rollback_started</w:t>
+      </w:r>
+      <w:r>
+        <w:rPr>
+          <w:i/>
+          <w:iCs/>
+        </w:rPr>
+        <w:t xml:space="preserve"> </w:t>
+      </w:r>
+      <w:r>
+        <w:rPr>
+          <w:i/>
+          <w:iCs/>
+        </w:rPr>
+        <w:t xml:space="preserve">and failed in 1.3 seconds (Chapter 5 §1).</w:t>
+      </w:r>
+      <w:r>
+        <w:t xml:space="preserve"> </w:t>
+      </w:r>
+      <w:r>
+        <w:t xml:space="preserve">⚠️</w:t>
+      </w:r>
+      <w:r>
+        <w:t xml:space="preserve"> </w:t>
+      </w:r>
+      <w:r>
+        <w:rPr>
+          <w:i/>
+          <w:iCs/>
+        </w:rPr>
+        <w:t xml:space="preserve">The</w:t>
+      </w:r>
+      <w:r>
+        <w:rPr>
+          <w:i/>
+          <w:iCs/>
+        </w:rPr>
+        <w:t xml:space="preserve"> </w:t>
+      </w:r>
+      <w:r>
+        <w:rPr>
+          <w:i/>
+          <w:iCs/>
+        </w:rPr>
+        <w:t xml:space="preserve">latch half remains open:</w:t>
+      </w:r>
+      <w:r>
+        <w:rPr>
+          <w:i/>
+          <w:iCs/>
+        </w:rPr>
+        <w:t xml:space="preserve"> </w:t>
+      </w:r>
+      <w:r>
+        <w:rPr>
+          <w:rStyle w:val="VerbatimChar"/>
+          <w:i/>
+          <w:iCs/>
         </w:rPr>
         <w:t xml:space="preserve">rollback_completed</w:t>
       </w:r>
       <w:r>
-        <w:t xml:space="preserve"> </w:t>
-      </w:r>
-      <w:r>
-        <w:t xml:space="preserve">could fail a cluster that is actually healthy. Chapter 5 settles it.</w:t>
+        <w:rPr>
+          <w:i/>
+          <w:iCs/>
+        </w:rPr>
+        <w:t xml:space="preserve"> </w:t>
+      </w:r>
+      <w:r>
+        <w:rPr>
+          <w:i/>
+          <w:iCs/>
+        </w:rPr>
+        <w:t xml:space="preserve">persists until the next update begins, so a stale value</w:t>
+      </w:r>
+      <w:r>
+        <w:rPr>
+          <w:i/>
+          <w:iCs/>
+        </w:rPr>
+        <w:t xml:space="preserve"> </w:t>
+      </w:r>
+      <w:r>
+        <w:rPr>
+          <w:i/>
+          <w:iCs/>
+        </w:rPr>
+        <w:t xml:space="preserve">could fail a healthy cluster. The script mitigates by comparing against the state observed before</w:t>
+      </w:r>
+      <w:r>
+        <w:rPr>
+          <w:i/>
+          <w:iCs/>
+        </w:rPr>
+        <w:t xml:space="preserve"> </w:t>
+      </w:r>
+      <w:r>
+        <w:rPr>
+          <w:i/>
+          <w:iCs/>
+        </w:rPr>
+        <w:t xml:space="preserve">deploying rather than trusting the field absolutely — mitigated, not settled.</w:t>
       </w:r>
     </w:p>
     <w:bookmarkEnd w:id="24"/>
@@ -4016,6 +4995,15 @@
       <w:pPr>
         <w:pStyle w:val="SourceCode"/>
       </w:pPr>
+      <w:r>
+        <w:rPr>
+          <w:rStyle w:val="VerbatimChar"/>
+        </w:rPr>
+        <w:t xml:space="preserve"># as resolved on Aug 13 — the backend digest is deliberately left as it was that day; see below</w:t>
+      </w:r>
+      <w:r>
+        <w:br/>
+      </w:r>
       <w:r>
         <w:rPr>
           <w:rStyle w:val="VerbatimChar"/>
@@ -4119,7 +5107,7 @@
         <w:pStyle w:val="Compact"/>
         <w:numPr>
           <w:ilvl w:val="0"/>
-          <w:numId w:val="1004"/>
+          <w:numId w:val="1005"/>
         </w:numPr>
       </w:pPr>
       <w:r>
@@ -4148,13 +5136,26 @@
         <w:t xml:space="preserve"> </w:t>
       </w:r>
       <w:r>
-        <w:t xml:space="preserve">cannot silently change what is</w:t>
-      </w:r>
-      <w:r>
-        <w:t xml:space="preserve"> </w:t>
-      </w:r>
-      <w:r>
-        <w:t xml:space="preserve">running underneath you.</w:t>
+        <w:t xml:space="preserve">cannot change what is running</w:t>
+      </w:r>
+      <w:r>
+        <w:t xml:space="preserve"> </w:t>
+      </w:r>
+      <w:r>
+        <w:t xml:space="preserve">underneath you</w:t>
+      </w:r>
+      <w:r>
+        <w:t xml:space="preserve"> </w:t>
+      </w:r>
+      <w:r>
+        <w:rPr>
+          <w:b/>
+          <w:bCs/>
+        </w:rPr>
+        <w:t xml:space="preserve">between deploys</w:t>
+      </w:r>
+      <w:r>
+        <w:t xml:space="preserve">.</w:t>
       </w:r>
     </w:p>
     <w:p>
@@ -4162,7 +5163,7 @@
         <w:pStyle w:val="Compact"/>
         <w:numPr>
           <w:ilvl w:val="0"/>
-          <w:numId w:val="1004"/>
+          <w:numId w:val="1005"/>
         </w:numPr>
       </w:pPr>
       <w:r>
@@ -4195,6 +5196,123 @@
       </w:r>
       <w:r>
         <w:t xml:space="preserve">Redeploying the same tag may legitimately do nothing at all.</w:t>
+      </w:r>
+    </w:p>
+    <w:p>
+      <w:pPr>
+        <w:pStyle w:val="Compact"/>
+        <w:numPr>
+          <w:ilvl w:val="0"/>
+          <w:numId w:val="1005"/>
+        </w:numPr>
+      </w:pPr>
+      <w:r>
+        <w:t xml:space="preserve">🚨</w:t>
+      </w:r>
+      <w:r>
+        <w:t xml:space="preserve"> </w:t>
+      </w:r>
+      <w:r>
+        <w:rPr>
+          <w:b/>
+          <w:bCs/>
+        </w:rPr>
+        <w:t xml:space="preserve">And the third edge, which happened to us on Aug 18:</w:t>
+      </w:r>
+      <w:r>
+        <w:t xml:space="preserve"> </w:t>
+      </w:r>
+      <w:r>
+        <w:t xml:space="preserve">the</w:t>
+      </w:r>
+      <w:r>
+        <w:t xml:space="preserve"> </w:t>
+      </w:r>
+      <w:r>
+        <w:rPr>
+          <w:i/>
+          <w:iCs/>
+        </w:rPr>
+        <w:t xml:space="preserve">next</w:t>
+      </w:r>
+      <w:r>
+        <w:t xml:space="preserve"> </w:t>
+      </w:r>
+      <w:r>
+        <w:t xml:space="preserve">deploy of</w:t>
+      </w:r>
+      <w:r>
+        <w:t xml:space="preserve"> </w:t>
+      </w:r>
+      <w:r>
+        <w:rPr>
+          <w:rStyle w:val="VerbatimChar"/>
+        </w:rPr>
+        <w:t xml:space="preserve">:latest</w:t>
+      </w:r>
+      <w:r>
+        <w:t xml:space="preserve"> </w:t>
+      </w:r>
+      <w:r>
+        <w:t xml:space="preserve">resolves the</w:t>
+      </w:r>
+      <w:r>
+        <w:t xml:space="preserve"> </w:t>
+      </w:r>
+      <w:r>
+        <w:t xml:space="preserve">tag</w:t>
+      </w:r>
+      <w:r>
+        <w:t xml:space="preserve"> </w:t>
+      </w:r>
+      <w:r>
+        <w:rPr>
+          <w:b/>
+          <w:bCs/>
+        </w:rPr>
+        <w:t xml:space="preserve">again</w:t>
+      </w:r>
+      <w:r>
+        <w:t xml:space="preserve"> </w:t>
+      </w:r>
+      <w:r>
+        <w:t xml:space="preserve">— so if someone pushed in the meantime, a redeploy you intended as a no-op is an</w:t>
+      </w:r>
+      <w:r>
+        <w:t xml:space="preserve"> </w:t>
+      </w:r>
+      <w:r>
+        <w:t xml:space="preserve">unannounced upgrade. The digest above is stale for exactly this reason: the tag moved under us</w:t>
+      </w:r>
+      <w:r>
+        <w:t xml:space="preserve"> </w:t>
+      </w:r>
+      <w:r>
+        <w:t xml:space="preserve">mid-drill and confounded an experiment (Chapter 5 §1).</w:t>
+      </w:r>
+      <w:r>
+        <w:t xml:space="preserve"> </w:t>
+      </w:r>
+      <w:r>
+        <w:rPr>
+          <w:b/>
+          <w:bCs/>
+        </w:rPr>
+        <w:t xml:space="preserve">Pinning protects a running service, not a</w:t>
+      </w:r>
+      <w:r>
+        <w:rPr>
+          <w:b/>
+          <w:bCs/>
+        </w:rPr>
+        <w:t xml:space="preserve"> </w:t>
+      </w:r>
+      <w:r>
+        <w:rPr>
+          <w:b/>
+          <w:bCs/>
+        </w:rPr>
+        <w:t xml:space="preserve">redeploy. Only deploying by digest protects both.</w:t>
       </w:r>
     </w:p>
     <w:p>
@@ -4690,7 +5808,7 @@
         <w:pStyle w:val="Compact"/>
         <w:numPr>
           <w:ilvl w:val="0"/>
-          <w:numId w:val="1005"/>
+          <w:numId w:val="1006"/>
         </w:numPr>
       </w:pPr>
       <w:r>
@@ -4714,7 +5832,7 @@
         <w:pStyle w:val="Compact"/>
         <w:numPr>
           <w:ilvl w:val="0"/>
-          <w:numId w:val="1005"/>
+          <w:numId w:val="1006"/>
         </w:numPr>
       </w:pPr>
       <w:r>
@@ -4751,7 +5869,7 @@
         <w:pStyle w:val="Compact"/>
         <w:numPr>
           <w:ilvl w:val="0"/>
-          <w:numId w:val="1005"/>
+          <w:numId w:val="1006"/>
         </w:numPr>
       </w:pPr>
       <w:r>
@@ -5535,6 +6653,15 @@
       </w:r>
       <w:r>
         <w:rPr>
+          <w:rStyle w:val="CommentTok"/>
+        </w:rPr>
+        <w:t xml:space="preserve"># (guarded: on a never-updated service the field is ABSENT and the naive template errors)</w:t>
+      </w:r>
+      <w:r>
+        <w:br/>
+      </w:r>
+      <w:r>
+        <w:rPr>
           <w:rStyle w:val="ExtensionTok"/>
         </w:rPr>
         <w:t xml:space="preserve">docker</w:t>
@@ -5573,7 +6700,7 @@
         <w:rPr>
           <w:rStyle w:val="StringTok"/>
         </w:rPr>
-        <w:t xml:space="preserve">'{{.UpdateStatus.State}}'</w:t>
+        <w:t xml:space="preserve">'{{if .UpdateStatus}}{{.UpdateStatus.State}}{{else}}&lt;absent&gt;{{end}}'</w:t>
       </w:r>
       <w:r>
         <w:br/>
@@ -6861,7 +7988,20 @@
               <w:pStyle w:val="Compact"/>
             </w:pPr>
             <w:r>
-              <w:t xml:space="preserve">Swarm’s own record of how the last rollout went. The honest convergence signal</w:t>
+              <w:t xml:space="preserve">Swarm’s own record of how the last rollout went — honest about the</w:t>
+            </w:r>
+            <w:r>
+              <w:t xml:space="preserve"> </w:t>
+            </w:r>
+            <w:r>
+              <w:rPr>
+                <w:b/>
+                <w:bCs/>
+              </w:rPr>
+              <w:t xml:space="preserve">update</w:t>
+            </w:r>
+            <w:r>
+              <w:t xml:space="preserve">, silent about whether the app is right (an image that starts but is wrong completes cleanly; Chapter 5 §1). Absent until the first update</w:t>
             </w:r>
           </w:p>
         </w:tc>
@@ -6991,7 +8131,7 @@
         <w:pStyle w:val="Compact"/>
         <w:numPr>
           <w:ilvl w:val="0"/>
-          <w:numId w:val="1006"/>
+          <w:numId w:val="1007"/>
         </w:numPr>
       </w:pPr>
       <w:r>
@@ -7036,7 +8176,7 @@
         <w:pStyle w:val="Compact"/>
         <w:numPr>
           <w:ilvl w:val="0"/>
-          <w:numId w:val="1006"/>
+          <w:numId w:val="1007"/>
         </w:numPr>
       </w:pPr>
       <w:r>
@@ -7093,7 +8233,7 @@
         <w:pStyle w:val="Compact"/>
         <w:numPr>
           <w:ilvl w:val="0"/>
-          <w:numId w:val="1006"/>
+          <w:numId w:val="1007"/>
         </w:numPr>
       </w:pPr>
       <w:r>
@@ -7117,7 +8257,7 @@
         <w:pStyle w:val="Compact"/>
         <w:numPr>
           <w:ilvl w:val="0"/>
-          <w:numId w:val="1006"/>
+          <w:numId w:val="1007"/>
         </w:numPr>
       </w:pPr>
       <w:r>
@@ -7150,7 +8290,7 @@
         <w:pStyle w:val="Compact"/>
         <w:numPr>
           <w:ilvl w:val="0"/>
-          <w:numId w:val="1006"/>
+          <w:numId w:val="1007"/>
         </w:numPr>
       </w:pPr>
       <w:r>
@@ -7183,7 +8323,7 @@
         <w:pStyle w:val="Compact"/>
         <w:numPr>
           <w:ilvl w:val="0"/>
-          <w:numId w:val="1006"/>
+          <w:numId w:val="1007"/>
         </w:numPr>
       </w:pPr>
       <w:r>
@@ -7201,7 +8341,7 @@
         <w:pStyle w:val="Compact"/>
         <w:numPr>
           <w:ilvl w:val="0"/>
-          <w:numId w:val="1006"/>
+          <w:numId w:val="1007"/>
         </w:numPr>
       </w:pPr>
       <w:r>
@@ -7228,7 +8368,7 @@
         <w:pStyle w:val="Compact"/>
         <w:numPr>
           <w:ilvl w:val="0"/>
-          <w:numId w:val="1006"/>
+          <w:numId w:val="1007"/>
         </w:numPr>
       </w:pPr>
       <w:r>
@@ -7241,7 +8381,29 @@
         <w:t xml:space="preserve"> </w:t>
       </w:r>
       <w:r>
-        <w:t xml:space="preserve">succeeds. What does that prove about node 1? (§5)</w:t>
+        <w:t xml:space="preserve">succeeds. What does that prove about node 1 — and, separately, what</w:t>
+      </w:r>
+      <w:r>
+        <w:t xml:space="preserve"> </w:t>
+      </w:r>
+      <w:r>
+        <w:t xml:space="preserve">does it</w:t>
+      </w:r>
+      <w:r>
+        <w:t xml:space="preserve"> </w:t>
+      </w:r>
+      <w:r>
+        <w:rPr>
+          <w:i/>
+          <w:iCs/>
+        </w:rPr>
+        <w:t xml:space="preserve">not</w:t>
+      </w:r>
+      <w:r>
+        <w:t xml:space="preserve"> </w:t>
+      </w:r>
+      <w:r>
+        <w:t xml:space="preserve">prove about the application? (§5; the second half is Chapter 6 §1)</w:t>
       </w:r>
     </w:p>
     <w:p>
@@ -7249,7 +8411,7 @@
         <w:pStyle w:val="Compact"/>
         <w:numPr>
           <w:ilvl w:val="0"/>
-          <w:numId w:val="1006"/>
+          <w:numId w:val="1007"/>
         </w:numPr>
       </w:pPr>
       <w:r>
@@ -7276,7 +8438,7 @@
         <w:pStyle w:val="Compact"/>
         <w:numPr>
           <w:ilvl w:val="0"/>
-          <w:numId w:val="1006"/>
+          <w:numId w:val="1007"/>
         </w:numPr>
       </w:pPr>
       <w:r>
@@ -7315,7 +8477,7 @@
         <w:pStyle w:val="Compact"/>
         <w:numPr>
           <w:ilvl w:val="0"/>
-          <w:numId w:val="1006"/>
+          <w:numId w:val="1007"/>
         </w:numPr>
       </w:pPr>
       <w:r>
@@ -7333,7 +8495,7 @@
         <w:pStyle w:val="Compact"/>
         <w:numPr>
           <w:ilvl w:val="0"/>
-          <w:numId w:val="1006"/>
+          <w:numId w:val="1007"/>
         </w:numPr>
       </w:pPr>
       <w:r>
@@ -7748,6 +8910,9 @@
     <w:abstractNumId w:val="991"/>
   </w:num>
   <w:num w:numId="1005">
+    <w:abstractNumId w:val="991"/>
+  </w:num>
+  <w:num w:numId="1006">
     <w:abstractNumId w:val="99411"/>
     <w:lvlOverride w:ilvl="0">
       <w:startOverride w:val="1"/>
@@ -7777,7 +8942,7 @@
       <w:startOverride w:val="1"/>
     </w:lvlOverride>
   </w:num>
-  <w:num w:numId="1006">
+  <w:num w:numId="1007">
     <w:abstractNumId w:val="99411"/>
     <w:lvlOverride w:ilvl="0">
       <w:startOverride w:val="1"/>

--- a/education/docker-swarm/docx/chapter02_shipping_to_it.docx
+++ b/education/docker-swarm/docx/chapter02_shipping_to_it.docx
@@ -89,7 +89,7 @@
         <w:t xml:space="preserve"> </w:t>
       </w:r>
       <w:r>
-        <w:t xml:space="preserve">Chapter 3 (a pipeline that deploys) is planned but unwritten — it waits on a design decision.</w:t>
+        <w:t xml:space="preserve">Chapter 3 (a pipeline that deploys) automates this chapter’s deploy, and was written after it.</w:t>
       </w:r>
       <w:r>
         <w:t xml:space="preserve"> </w:t>
@@ -189,22 +189,35 @@
         </w:numPr>
       </w:pPr>
       <w:r>
+        <w:rPr>
+          <w:rStyle w:val="Key"/>
+        </w:rPr>
         <w:t xml:space="preserve">why a compose file is</w:t>
       </w:r>
       <w:r>
-        <w:t xml:space="preserve"> </w:t>
-      </w:r>
-      <w:r>
-        <w:rPr>
+        <w:rPr>
+          <w:rStyle w:val="Key"/>
+        </w:rPr>
+        <w:t xml:space="preserve"> </w:t>
+      </w:r>
+      <w:r>
+        <w:rPr>
+          <w:rStyle w:val="Key"/>
           <w:b/>
           <w:bCs/>
         </w:rPr>
         <w:t xml:space="preserve">not</w:t>
       </w:r>
       <w:r>
-        <w:t xml:space="preserve"> </w:t>
-      </w:r>
-      <w:r>
+        <w:rPr>
+          <w:rStyle w:val="Key"/>
+        </w:rPr>
+        <w:t xml:space="preserve"> </w:t>
+      </w:r>
+      <w:r>
+        <w:rPr>
+          <w:rStyle w:val="Key"/>
+        </w:rPr>
         <w:t xml:space="preserve">a stack file, and which half of it Swarm silently ignores</w:t>
       </w:r>
     </w:p>
@@ -335,7 +348,19 @@
         <w:t xml:space="preserve"> </w:t>
       </w:r>
       <w:r>
-        <w:t xml:space="preserve">because the wrong explanation is the one you are likely to arrive at too.</w:t>
+        <w:t xml:space="preserve">because</w:t>
+      </w:r>
+      <w:r>
+        <w:t xml:space="preserve"> </w:t>
+      </w:r>
+      <w:r>
+        <w:rPr>
+          <w:rStyle w:val="Key"/>
+        </w:rPr>
+        <w:t xml:space="preserve">the wrong explanation is the one you are likely to arrive at too</w:t>
+      </w:r>
+      <w:r>
+        <w:t xml:space="preserve">.</w:t>
       </w:r>
     </w:p>
     <w:p>
@@ -360,7 +385,19 @@
         <w:pStyle w:val="FirstParagraph"/>
       </w:pPr>
       <w:r>
-        <w:t xml:space="preserve">They use the same syntax. They are read by different things, and each ignores parts of the other.</w:t>
+        <w:t xml:space="preserve">They use the same syntax.</w:t>
+      </w:r>
+      <w:r>
+        <w:t xml:space="preserve"> </w:t>
+      </w:r>
+      <w:r>
+        <w:rPr>
+          <w:rStyle w:val="Key"/>
+        </w:rPr>
+        <w:t xml:space="preserve">They are read by different things, and each ignores parts of the other</w:t>
+      </w:r>
+      <w:r>
+        <w:t xml:space="preserve">.</w:t>
       </w:r>
     </w:p>
     <w:tbl>
@@ -807,7 +844,19 @@
         <w:t xml:space="preserve"> </w:t>
       </w:r>
       <w:r>
-        <w:t xml:space="preserve">application’s logs, if the application is kind enough to say so.</w:t>
+        <w:t xml:space="preserve">application’s logs,</w:t>
+      </w:r>
+      <w:r>
+        <w:t xml:space="preserve"> </w:t>
+      </w:r>
+      <w:r>
+        <w:rPr>
+          <w:rStyle w:val="Key"/>
+        </w:rPr>
+        <w:t xml:space="preserve">if the application is kind enough to say so</w:t>
+      </w:r>
+      <w:r>
+        <w:t xml:space="preserve">.</w:t>
       </w:r>
     </w:p>
     <w:p>
@@ -884,19 +933,37 @@
         <w:t xml:space="preserve"> </w:t>
       </w:r>
       <w:r>
+        <w:rPr>
+          <w:rStyle w:val="Key"/>
+        </w:rPr>
         <w:t xml:space="preserve">is no moment at which</w:t>
       </w:r>
       <w:r>
-        <w:t xml:space="preserve"> </w:t>
-      </w:r>
-      <w:r>
+        <w:rPr>
+          <w:rStyle w:val="Key"/>
+        </w:rPr>
+        <w:t xml:space="preserve"> </w:t>
+      </w:r>
+      <w:r>
+        <w:rPr>
+          <w:rStyle w:val="Key"/>
+        </w:rPr>
         <w:t xml:space="preserve">“A has started”</w:t>
       </w:r>
       <w:r>
-        <w:t xml:space="preserve"> </w:t>
-      </w:r>
-      <w:r>
-        <w:t xml:space="preserve">is a stable global fact.</w:t>
+        <w:rPr>
+          <w:rStyle w:val="Key"/>
+        </w:rPr>
+        <w:t xml:space="preserve"> </w:t>
+      </w:r>
+      <w:r>
+        <w:rPr>
+          <w:rStyle w:val="Key"/>
+        </w:rPr>
+        <w:t xml:space="preserve">is a stable global fact</w:t>
+      </w:r>
+      <w:r>
+        <w:t xml:space="preserve">.</w:t>
       </w:r>
       <w:r>
         <w:t xml:space="preserve"> </w:t>
@@ -920,7 +987,29 @@
           <w:b/>
           <w:bCs/>
         </w:rPr>
-        <w:t xml:space="preserve">the application: services must tolerate their dependencies being absent and retry.</w:t>
+        <w:t xml:space="preserve">the application:</w:t>
+      </w:r>
+      <w:r>
+        <w:rPr>
+          <w:b/>
+          <w:bCs/>
+        </w:rPr>
+        <w:t xml:space="preserve"> </w:t>
+      </w:r>
+      <w:r>
+        <w:rPr>
+          <w:rStyle w:val="Key"/>
+          <w:b/>
+          <w:bCs/>
+        </w:rPr>
+        <w:t xml:space="preserve">services must tolerate their dependencies being absent and retry</w:t>
+      </w:r>
+      <w:r>
+        <w:rPr>
+          <w:b/>
+          <w:bCs/>
+        </w:rPr>
+        <w:t xml:space="preserve">.</w:t>
       </w:r>
       <w:r>
         <w:t xml:space="preserve"> </w:t>
@@ -1010,10 +1099,18 @@
       </w:r>
       <w:r>
         <w:rPr>
-          <w:b/>
-          <w:bCs/>
-        </w:rPr>
-        <w:t xml:space="preserve">the lab is a consumer of the application’s images, not a contributor to it.</w:t>
+          <w:rStyle w:val="Key"/>
+          <w:b/>
+          <w:bCs/>
+        </w:rPr>
+        <w:t xml:space="preserve">the lab is a consumer of the application’s images, not a contributor to it</w:t>
+      </w:r>
+      <w:r>
+        <w:rPr>
+          <w:b/>
+          <w:bCs/>
+        </w:rPr>
+        <w:t xml:space="preserve">.</w:t>
       </w:r>
       <w:r>
         <w:t xml:space="preserve"> </w:t>
@@ -1149,7 +1246,22 @@
         <w:t xml:space="preserve"> </w:t>
       </w:r>
       <w:r>
-        <w:t xml:space="preserve">alternative is a database that starts and then refuses every connection for a reason you have to go</w:t>
+        <w:t xml:space="preserve">alternative is</w:t>
+      </w:r>
+      <w:r>
+        <w:t xml:space="preserve"> </w:t>
+      </w:r>
+      <w:r>
+        <w:rPr>
+          <w:rStyle w:val="Key"/>
+        </w:rPr>
+        <w:t xml:space="preserve">a database that starts and then refuses every connection</w:t>
+      </w:r>
+      <w:r>
+        <w:t xml:space="preserve"> </w:t>
+      </w:r>
+      <w:r>
+        <w:t xml:space="preserve">for a reason you have to go</w:t>
       </w:r>
       <w:r>
         <w:t xml:space="preserve"> </w:t>
@@ -1228,29 +1340,60 @@
         <w:pStyle w:val="FirstParagraph"/>
       </w:pPr>
       <w:r>
-        <w:t xml:space="preserve">And the registry login never ran — the secret check sits</w:t>
-      </w:r>
-      <w:r>
-        <w:t xml:space="preserve"> </w:t>
-      </w:r>
-      <w:r>
-        <w:rPr>
+        <w:t xml:space="preserve">And the registry login never ran —</w:t>
+      </w:r>
+      <w:r>
+        <w:t xml:space="preserve"> </w:t>
+      </w:r>
+      <w:r>
+        <w:rPr>
+          <w:rStyle w:val="Key"/>
+        </w:rPr>
+        <w:t xml:space="preserve">the secret check sits</w:t>
+      </w:r>
+      <w:r>
+        <w:rPr>
+          <w:rStyle w:val="Key"/>
+        </w:rPr>
+        <w:t xml:space="preserve"> </w:t>
+      </w:r>
+      <w:r>
+        <w:rPr>
+          <w:rStyle w:val="Key"/>
           <w:b/>
           <w:bCs/>
         </w:rPr>
         <w:t xml:space="preserve">above</w:t>
       </w:r>
       <w:r>
-        <w:t xml:space="preserve"> </w:t>
-      </w:r>
-      <w:r>
-        <w:t xml:space="preserve">the login on purpose, so the</w:t>
-      </w:r>
-      <w:r>
-        <w:t xml:space="preserve"> </w:t>
-      </w:r>
-      <w:r>
-        <w:t xml:space="preserve">cheapest, most-likely-wrong precondition fails free of cost and without exposing a credential.</w:t>
+        <w:rPr>
+          <w:rStyle w:val="Key"/>
+        </w:rPr>
+        <w:t xml:space="preserve"> </w:t>
+      </w:r>
+      <w:r>
+        <w:rPr>
+          <w:rStyle w:val="Key"/>
+        </w:rPr>
+        <w:t xml:space="preserve">the login on purpose</w:t>
+      </w:r>
+      <w:r>
+        <w:t xml:space="preserve">, so the</w:t>
+      </w:r>
+      <w:r>
+        <w:t xml:space="preserve"> </w:t>
+      </w:r>
+      <w:r>
+        <w:rPr>
+          <w:rStyle w:val="Key"/>
+        </w:rPr>
+        <w:t xml:space="preserve">cheapest, most-likely-wrong precondition fails free of cost</w:t>
+      </w:r>
+      <w:r>
+        <w:t xml:space="preserve"> </w:t>
+      </w:r>
+      <w:r>
+        <w:t xml:space="preserve">and without exposing a credential.</w:t>
       </w:r>
       <w:r>
         <w:t xml:space="preserve"> </w:t>
@@ -1266,7 +1409,22 @@
           <w:b/>
           <w:bCs/>
         </w:rPr>
-        <w:t xml:space="preserve">What this guard cannot do is notice a secret that exists but holds the wrong value</w:t>
+        <w:t xml:space="preserve">What this guard cannot do is</w:t>
+      </w:r>
+      <w:r>
+        <w:rPr>
+          <w:b/>
+          <w:bCs/>
+        </w:rPr>
+        <w:t xml:space="preserve"> </w:t>
+      </w:r>
+      <w:r>
+        <w:rPr>
+          <w:rStyle w:val="Key"/>
+          <w:b/>
+          <w:bCs/>
+        </w:rPr>
+        <w:t xml:space="preserve">notice a secret that exists but holds the wrong value</w:t>
       </w:r>
       <w:r>
         <w:t xml:space="preserve"> </w:t>
@@ -1278,7 +1436,13 @@
         <w:t xml:space="preserve"> </w:t>
       </w:r>
       <w:r>
-        <w:t xml:space="preserve">sails through everything and is caught only at the very end. Chapter 4 §2 runs that failure in full.</w:t>
+        <w:rPr>
+          <w:rStyle w:val="Key"/>
+        </w:rPr>
+        <w:t xml:space="preserve">sails through everything and is caught only at the very end</w:t>
+      </w:r>
+      <w:r>
+        <w:t xml:space="preserve">. Chapter 4 §2 runs that failure in full.</w:t>
       </w:r>
     </w:p>
     <w:p>
@@ -1325,17 +1489,26 @@
       </w:r>
       <w:r>
         <w:rPr>
-          <w:b/>
-          <w:bCs/>
-        </w:rPr>
-        <w:t xml:space="preserve"> </w:t>
-      </w:r>
-      <w:r>
-        <w:rPr>
-          <w:b/>
-          <w:bCs/>
-        </w:rPr>
-        <w:t xml:space="preserve">appends a newline and the newline becomes part of the secret.</w:t>
+          <w:rStyle w:val="Key"/>
+          <w:b/>
+          <w:bCs/>
+        </w:rPr>
+        <w:t xml:space="preserve"> </w:t>
+      </w:r>
+      <w:r>
+        <w:rPr>
+          <w:rStyle w:val="Key"/>
+          <w:b/>
+          <w:bCs/>
+        </w:rPr>
+        <w:t xml:space="preserve">appends a newline and the newline becomes part of the secret</w:t>
+      </w:r>
+      <w:r>
+        <w:rPr>
+          <w:b/>
+          <w:bCs/>
+        </w:rPr>
+        <w:t xml:space="preserve">.</w:t>
       </w:r>
       <w:r>
         <w:t xml:space="preserve"> </w:t>
@@ -1353,7 +1526,19 @@
         <w:t xml:space="preserve"> </w:t>
       </w:r>
       <w:r>
-        <w:t xml:space="preserve">inspect it, and the file on disk is one byte longer than you think.</w:t>
+        <w:t xml:space="preserve">inspect it, and</w:t>
+      </w:r>
+      <w:r>
+        <w:t xml:space="preserve"> </w:t>
+      </w:r>
+      <w:r>
+        <w:rPr>
+          <w:rStyle w:val="Key"/>
+        </w:rPr>
+        <w:t xml:space="preserve">the file on disk is one byte longer than you think</w:t>
+      </w:r>
+      <w:r>
+        <w:t xml:space="preserve">.</w:t>
       </w:r>
     </w:p>
     <w:bookmarkStart w:id="13" w:name="X75a012574aecbb6491ac77c40b0ba43023f1a88"/>
@@ -1424,10 +1609,18 @@
       </w:r>
       <w:r>
         <w:rPr>
-          <w:b/>
-          <w:bCs/>
-        </w:rPr>
-        <w:t xml:space="preserve">But almost no application wants a file.</w:t>
+          <w:rStyle w:val="Key"/>
+          <w:b/>
+          <w:bCs/>
+        </w:rPr>
+        <w:t xml:space="preserve">But almost no application wants a file</w:t>
+      </w:r>
+      <w:r>
+        <w:rPr>
+          <w:b/>
+          <w:bCs/>
+        </w:rPr>
+        <w:t xml:space="preserve">.</w:t>
       </w:r>
       <w:r>
         <w:t xml:space="preserve"> </w:t>
@@ -1490,7 +1683,19 @@
         <w:t xml:space="preserve"> </w:t>
       </w:r>
       <w:r>
-        <w:t xml:space="preserve">manager, and it is the point where teams give up and go back to a plaintext environment variable.</w:t>
+        <w:t xml:space="preserve">manager, and</w:t>
+      </w:r>
+      <w:r>
+        <w:t xml:space="preserve"> </w:t>
+      </w:r>
+      <w:r>
+        <w:rPr>
+          <w:rStyle w:val="Key"/>
+        </w:rPr>
+        <w:t xml:space="preserve">it is the point where teams give up and go back to a plaintext environment variable</w:t>
+      </w:r>
+      <w:r>
+        <w:t xml:space="preserve">.</w:t>
       </w:r>
     </w:p>
     <w:p>
@@ -1651,9 +1856,15 @@
         <w:t xml:space="preserve"> </w:t>
       </w:r>
       <w:r>
+        <w:rPr>
+          <w:rStyle w:val="Key"/>
+        </w:rPr>
         <w:t xml:space="preserve">Compose interpolates</w:t>
       </w:r>
       <w:r>
+        <w:rPr>
+          <w:rStyle w:val="Key"/>
+        </w:rPr>
         <w:t xml:space="preserve"> </w:t>
       </w:r>
       <w:r>
@@ -1663,10 +1874,19 @@
         <w:t xml:space="preserve">$</w:t>
       </w:r>
       <w:r>
-        <w:t xml:space="preserve"> </w:t>
-      </w:r>
-      <w:r>
-        <w:t xml:space="preserve">itself before the container ever sees the string. A</w:t>
+        <w:rPr>
+          <w:rStyle w:val="Key"/>
+        </w:rPr>
+        <w:t xml:space="preserve"> </w:t>
+      </w:r>
+      <w:r>
+        <w:rPr>
+          <w:rStyle w:val="Key"/>
+        </w:rPr>
+        <w:t xml:space="preserve">itself before the container ever sees the string</w:t>
+      </w:r>
+      <w:r>
+        <w:t xml:space="preserve">. A</w:t>
       </w:r>
       <w:r>
         <w:t xml:space="preserve"> </w:t>
@@ -1758,6 +1978,7 @@
       </w:r>
       <w:r>
         <w:rPr>
+          <w:rStyle w:val="Key"/>
           <w:b/>
           <w:bCs/>
         </w:rPr>
@@ -1765,6 +1986,7 @@
       </w:r>
       <w:r>
         <w:rPr>
+          <w:rStyle w:val="Key"/>
           <w:b/>
           <w:bCs/>
         </w:rPr>
@@ -1780,13 +2002,15 @@
       </w:r>
       <w:r>
         <w:rPr>
-          <w:b/>
-          <w:bCs/>
-        </w:rPr>
-        <w:t xml:space="preserve"> </w:t>
-      </w:r>
-      <w:r>
-        <w:rPr>
+          <w:rStyle w:val="Key"/>
+          <w:b/>
+          <w:bCs/>
+        </w:rPr>
+        <w:t xml:space="preserve"> </w:t>
+      </w:r>
+      <w:r>
+        <w:rPr>
+          <w:rStyle w:val="Key"/>
           <w:b/>
           <w:bCs/>
         </w:rPr>
@@ -1794,6 +2018,7 @@
       </w:r>
       <w:r>
         <w:rPr>
+          <w:rStyle w:val="Key"/>
           <w:b/>
           <w:bCs/>
         </w:rPr>
@@ -1809,17 +2034,26 @@
       </w:r>
       <w:r>
         <w:rPr>
-          <w:b/>
-          <w:bCs/>
-        </w:rPr>
-        <w:t xml:space="preserve"> </w:t>
-      </w:r>
-      <w:r>
-        <w:rPr>
-          <w:b/>
-          <w:bCs/>
-        </w:rPr>
-        <w:t xml:space="preserve">does not forward it.</w:t>
+          <w:rStyle w:val="Key"/>
+          <w:b/>
+          <w:bCs/>
+        </w:rPr>
+        <w:t xml:space="preserve"> </w:t>
+      </w:r>
+      <w:r>
+        <w:rPr>
+          <w:rStyle w:val="Key"/>
+          <w:b/>
+          <w:bCs/>
+        </w:rPr>
+        <w:t xml:space="preserve">does not forward it</w:t>
+      </w:r>
+      <w:r>
+        <w:rPr>
+          <w:b/>
+          <w:bCs/>
+        </w:rPr>
+        <w:t xml:space="preserve">.</w:t>
       </w:r>
       <w:r>
         <w:t xml:space="preserve"> </w:t>
@@ -1831,7 +2065,13 @@
         <w:t xml:space="preserve"> </w:t>
       </w:r>
       <w:r>
-        <w:t xml:space="preserve">application never learns it is being shut down, Swarm waits out its grace period, and then</w:t>
+        <w:rPr>
+          <w:rStyle w:val="Key"/>
+        </w:rPr>
+        <w:t xml:space="preserve">application never learns it is being shut down</w:t>
+      </w:r>
+      <w:r>
+        <w:t xml:space="preserve">, Swarm waits out its grace period, and then</w:t>
       </w:r>
       <w:r>
         <w:t xml:space="preserve"> </w:t>
@@ -1849,7 +2089,13 @@
         <w:t xml:space="preserve"> </w:t>
       </w:r>
       <w:r>
-        <w:t xml:space="preserve">look like a slow application rather than a missing keyword.</w:t>
+        <w:rPr>
+          <w:rStyle w:val="Key"/>
+        </w:rPr>
+        <w:t xml:space="preserve">look like a slow application rather than a missing keyword</w:t>
+      </w:r>
+      <w:r>
+        <w:t xml:space="preserve">.</w:t>
       </w:r>
     </w:p>
     <w:p>
@@ -1959,10 +2205,18 @@
       </w:r>
       <w:r>
         <w:rPr>
-          <w:b/>
-          <w:bCs/>
-        </w:rPr>
-        <w:t xml:space="preserve">image layer cannot be removed by editing a file.</w:t>
+          <w:rStyle w:val="Key"/>
+          <w:b/>
+          <w:bCs/>
+        </w:rPr>
+        <w:t xml:space="preserve">image layer cannot be removed by editing a file</w:t>
+      </w:r>
+      <w:r>
+        <w:rPr>
+          <w:b/>
+          <w:bCs/>
+        </w:rPr>
+        <w:t xml:space="preserve">.</w:t>
       </w:r>
       <w:r>
         <w:t xml:space="preserve"> </w:t>
@@ -1974,19 +2228,37 @@
         <w:t xml:space="preserve"> </w:t>
       </w:r>
       <w:r>
-        <w:t xml:space="preserve">read-only registry token you hand out for deployments. Rotation at the source is the only remedy, and</w:t>
-      </w:r>
-      <w:r>
-        <w:t xml:space="preserve"> </w:t>
-      </w:r>
-      <w:r>
+        <w:rPr>
+          <w:rStyle w:val="Key"/>
+        </w:rPr>
+        <w:t xml:space="preserve">read-only registry token you hand out for deployments</w:t>
+      </w:r>
+      <w:r>
+        <w:t xml:space="preserve">. Rotation at the source is the only remedy, and</w:t>
+      </w:r>
+      <w:r>
+        <w:t xml:space="preserve"> </w:t>
+      </w:r>
+      <w:r>
+        <w:rPr>
+          <w:rStyle w:val="Key"/>
+        </w:rPr>
         <w:t xml:space="preserve">“we fixed the Dockerfile”</w:t>
       </w:r>
       <w:r>
-        <w:t xml:space="preserve"> </w:t>
-      </w:r>
-      <w:r>
-        <w:t xml:space="preserve">fixes nothing about the images already published.</w:t>
+        <w:rPr>
+          <w:rStyle w:val="Key"/>
+        </w:rPr>
+        <w:t xml:space="preserve"> </w:t>
+      </w:r>
+      <w:r>
+        <w:rPr>
+          <w:rStyle w:val="Key"/>
+        </w:rPr>
+        <w:t xml:space="preserve">fixes nothing about the images already published</w:t>
+      </w:r>
+      <w:r>
+        <w:t xml:space="preserve">.</w:t>
       </w:r>
     </w:p>
     <w:p>
@@ -2233,6 +2505,7 @@
       </w:r>
       <w:r>
         <w:rPr>
+          <w:rStyle w:val="Key"/>
           <w:b/>
           <w:bCs/>
         </w:rPr>
@@ -2263,12 +2536,21 @@
         <w:t xml:space="preserve"> </w:t>
       </w:r>
       <w:r>
+        <w:rPr>
+          <w:rStyle w:val="Key"/>
+        </w:rPr>
         <w:t xml:space="preserve">precisely the knob people reach for to make a TLS error</w:t>
       </w:r>
       <w:r>
-        <w:t xml:space="preserve"> </w:t>
-      </w:r>
-      <w:r>
+        <w:rPr>
+          <w:rStyle w:val="Key"/>
+        </w:rPr>
+        <w:t xml:space="preserve"> </w:t>
+      </w:r>
+      <w:r>
+        <w:rPr>
+          <w:rStyle w:val="Key"/>
+        </w:rPr>
         <w:t xml:space="preserve">“go away”</w:t>
       </w:r>
       <w:r>
@@ -2418,10 +2700,26 @@
           <w:b/>
           <w:bCs/>
         </w:rPr>
-        <w:t xml:space="preserve">too — the very node holding a working credential, where</w:t>
-      </w:r>
-      <w:r>
-        <w:rPr>
+        <w:t xml:space="preserve">too —</w:t>
+      </w:r>
+      <w:r>
+        <w:rPr>
+          <w:b/>
+          <w:bCs/>
+        </w:rPr>
+        <w:t xml:space="preserve"> </w:t>
+      </w:r>
+      <w:r>
+        <w:rPr>
+          <w:rStyle w:val="Key"/>
+          <w:b/>
+          <w:bCs/>
+        </w:rPr>
+        <w:t xml:space="preserve">the very node holding a working credential, where</w:t>
+      </w:r>
+      <w:r>
+        <w:rPr>
+          <w:rStyle w:val="Key"/>
           <w:b/>
           <w:bCs/>
         </w:rPr>
@@ -2437,17 +2735,26 @@
       </w:r>
       <w:r>
         <w:rPr>
-          <w:b/>
-          <w:bCs/>
-        </w:rPr>
-        <w:t xml:space="preserve"> </w:t>
-      </w:r>
-      <w:r>
-        <w:rPr>
-          <w:b/>
-          <w:bCs/>
-        </w:rPr>
-        <w:t xml:space="preserve">succeeds by hand.</w:t>
+          <w:rStyle w:val="Key"/>
+          <w:b/>
+          <w:bCs/>
+        </w:rPr>
+        <w:t xml:space="preserve"> </w:t>
+      </w:r>
+      <w:r>
+        <w:rPr>
+          <w:rStyle w:val="Key"/>
+          <w:b/>
+          <w:bCs/>
+        </w:rPr>
+        <w:t xml:space="preserve">succeeds by hand</w:t>
+      </w:r>
+      <w:r>
+        <w:rPr>
+          <w:b/>
+          <w:bCs/>
+        </w:rPr>
+        <w:t xml:space="preserve">.</w:t>
       </w:r>
     </w:p>
     <w:p>
@@ -2517,6 +2824,7 @@
       </w:r>
       <w:r>
         <w:rPr>
+          <w:rStyle w:val="Key"/>
           <w:b/>
           <w:bCs/>
         </w:rPr>
@@ -2524,6 +2832,7 @@
       </w:r>
       <w:r>
         <w:rPr>
+          <w:rStyle w:val="Key"/>
           <w:b/>
           <w:bCs/>
         </w:rPr>
@@ -2539,17 +2848,26 @@
       </w:r>
       <w:r>
         <w:rPr>
-          <w:b/>
-          <w:bCs/>
-        </w:rPr>
-        <w:t xml:space="preserve"> </w:t>
-      </w:r>
-      <w:r>
-        <w:rPr>
-          <w:b/>
-          <w:bCs/>
-        </w:rPr>
-        <w:t xml:space="preserve">when it runs a task.</w:t>
+          <w:rStyle w:val="Key"/>
+          <w:b/>
+          <w:bCs/>
+        </w:rPr>
+        <w:t xml:space="preserve"> </w:t>
+      </w:r>
+      <w:r>
+        <w:rPr>
+          <w:rStyle w:val="Key"/>
+          <w:b/>
+          <w:bCs/>
+        </w:rPr>
+        <w:t xml:space="preserve">when it runs a task</w:t>
+      </w:r>
+      <w:r>
+        <w:rPr>
+          <w:b/>
+          <w:bCs/>
+        </w:rPr>
+        <w:t xml:space="preserve">.</w:t>
       </w:r>
       <w:r>
         <w:t xml:space="preserve"> </w:t>
@@ -2571,23 +2889,45 @@
         <w:t xml:space="preserve"> </w:t>
       </w:r>
       <w:r>
-        <w:t xml:space="preserve">does. The agent authenticates</w:t>
-      </w:r>
-      <w:r>
-        <w:t xml:space="preserve"> </w:t>
-      </w:r>
-      <w:r>
-        <w:rPr>
+        <w:t xml:space="preserve">does.</w:t>
+      </w:r>
+      <w:r>
+        <w:t xml:space="preserve"> </w:t>
+      </w:r>
+      <w:r>
+        <w:rPr>
+          <w:rStyle w:val="Key"/>
+        </w:rPr>
+        <w:t xml:space="preserve">The agent authenticates</w:t>
+      </w:r>
+      <w:r>
+        <w:rPr>
+          <w:rStyle w:val="Key"/>
+        </w:rPr>
+        <w:t xml:space="preserve"> </w:t>
+      </w:r>
+      <w:r>
+        <w:rPr>
+          <w:rStyle w:val="Key"/>
           <w:b/>
           <w:bCs/>
         </w:rPr>
         <w:t xml:space="preserve">solely</w:t>
       </w:r>
       <w:r>
-        <w:t xml:space="preserve"> </w:t>
-      </w:r>
-      <w:r>
-        <w:t xml:space="preserve">with a credential embedded in the service spec, which is what</w:t>
+        <w:rPr>
+          <w:rStyle w:val="Key"/>
+        </w:rPr>
+        <w:t xml:space="preserve"> </w:t>
+      </w:r>
+      <w:r>
+        <w:rPr>
+          <w:rStyle w:val="Key"/>
+        </w:rPr>
+        <w:t xml:space="preserve">with a credential embedded in the service spec</w:t>
+      </w:r>
+      <w:r>
+        <w:t xml:space="preserve">, which is what</w:t>
       </w:r>
       <w:r>
         <w:t xml:space="preserve"> </w:t>
@@ -2664,10 +3004,18 @@
       </w:pPr>
       <w:r>
         <w:rPr>
-          <w:b/>
-          <w:bCs/>
-        </w:rPr>
-        <w:t xml:space="preserve">A manager has no more pull privilege than a worker.</w:t>
+          <w:rStyle w:val="Key"/>
+          <w:b/>
+          <w:bCs/>
+        </w:rPr>
+        <w:t xml:space="preserve">A manager has no more pull privilege than a worker</w:t>
+      </w:r>
+      <w:r>
+        <w:rPr>
+          <w:b/>
+          <w:bCs/>
+        </w:rPr>
+        <w:t xml:space="preserve">.</w:t>
       </w:r>
       <w:r>
         <w:t xml:space="preserve"> </w:t>
@@ -2736,7 +3084,13 @@
         <w:t xml:space="preserve"> </w:t>
       </w:r>
       <w:r>
-        <w:t xml:space="preserve">it tests a different code path than the one that is failing.</w:t>
+        <w:rPr>
+          <w:rStyle w:val="Key"/>
+        </w:rPr>
+        <w:t xml:space="preserve">it tests a different code path than the one that is failing</w:t>
+      </w:r>
+      <w:r>
+        <w:t xml:space="preserve">.</w:t>
       </w:r>
     </w:p>
     <w:bookmarkEnd w:id="18"/>
@@ -2791,6 +3145,7 @@
       </w:r>
       <w:r>
         <w:rPr>
+          <w:rStyle w:val="Key"/>
           <w:b/>
           <w:bCs/>
         </w:rPr>
@@ -2818,7 +3173,19 @@
         <w:t xml:space="preserve"> </w:t>
       </w:r>
       <w:r>
-        <w:t xml:space="preserve">while investigating. A task whose image is already local never contacts the registry, so it cannot be</w:t>
+        <w:t xml:space="preserve">while investigating.</w:t>
+      </w:r>
+      <w:r>
+        <w:t xml:space="preserve"> </w:t>
+      </w:r>
+      <w:r>
+        <w:rPr>
+          <w:rStyle w:val="Key"/>
+        </w:rPr>
+        <w:t xml:space="preserve">A task whose image is already local never contacts the registry</w:t>
+      </w:r>
+      <w:r>
+        <w:t xml:space="preserve">, so it cannot be</w:t>
       </w:r>
       <w:r>
         <w:t xml:space="preserve"> </w:t>
@@ -2867,10 +3234,18 @@
       </w:r>
       <w:r>
         <w:rPr>
-          <w:b/>
-          <w:bCs/>
-        </w:rPr>
-        <w:t xml:space="preserve">failure change the state of the thing you are investigating.</w:t>
+          <w:rStyle w:val="Key"/>
+          <w:b/>
+          <w:bCs/>
+        </w:rPr>
+        <w:t xml:space="preserve">failure change the state of the thing you are investigating</w:t>
+      </w:r>
+      <w:r>
+        <w:rPr>
+          <w:b/>
+          <w:bCs/>
+        </w:rPr>
+        <w:t xml:space="preserve">.</w:t>
       </w:r>
       <w:r>
         <w:t xml:space="preserve"> </w:t>
@@ -2882,9 +3257,21 @@
         <w:t xml:space="preserve"> </w:t>
       </w:r>
       <w:r>
-        <w:t xml:space="preserve">a bad connection. A</w:t>
-      </w:r>
-      <w:r>
+        <w:t xml:space="preserve">a bad connection.</w:t>
+      </w:r>
+      <w:r>
+        <w:t xml:space="preserve"> </w:t>
+      </w:r>
+      <w:r>
+        <w:rPr>
+          <w:rStyle w:val="Key"/>
+        </w:rPr>
+        <w:t xml:space="preserve">A</w:t>
+      </w:r>
+      <w:r>
+        <w:rPr>
+          <w:rStyle w:val="Key"/>
+        </w:rPr>
         <w:t xml:space="preserve"> </w:t>
       </w:r>
       <w:r>
@@ -2894,10 +3281,19 @@
         <w:t xml:space="preserve">docker exec</w:t>
       </w:r>
       <w:r>
-        <w:t xml:space="preserve"> </w:t>
-      </w:r>
-      <w:r>
-        <w:t xml:space="preserve">creates the file whose absence was the bug. When a test depends on</w:t>
+        <w:rPr>
+          <w:rStyle w:val="Key"/>
+        </w:rPr>
+        <w:t xml:space="preserve"> </w:t>
+      </w:r>
+      <w:r>
+        <w:rPr>
+          <w:rStyle w:val="Key"/>
+        </w:rPr>
+        <w:t xml:space="preserve">creates the file whose absence was the bug</w:t>
+      </w:r>
+      <w:r>
+        <w:t xml:space="preserve">. When a test depends on</w:t>
       </w:r>
       <w:r>
         <w:t xml:space="preserve"> </w:t>
@@ -3038,7 +3434,13 @@
         <w:t xml:space="preserve"> </w:t>
       </w:r>
       <w:r>
-        <w:t xml:space="preserve">indefinitely with nothing surfaced anywhere you would normally look.</w:t>
+        <w:rPr>
+          <w:rStyle w:val="Key"/>
+        </w:rPr>
+        <w:t xml:space="preserve">indefinitely with nothing surfaced anywhere you would normally look</w:t>
+      </w:r>
+      <w:r>
+        <w:t xml:space="preserve">.</w:t>
       </w:r>
     </w:p>
     <w:p>
@@ -3178,26 +3580,45 @@
         <w:t xml:space="preserve">failure_action: rollback</w:t>
       </w:r>
       <w:r>
-        <w:t xml:space="preserve"> </w:t>
-      </w:r>
-      <w:r>
+        <w:rPr>
+          <w:rStyle w:val="Key"/>
+        </w:rPr>
+        <w:t xml:space="preserve"> </w:t>
+      </w:r>
+      <w:r>
+        <w:rPr>
+          <w:rStyle w:val="Key"/>
+        </w:rPr>
         <w:t xml:space="preserve">ends the attempt after</w:t>
       </w:r>
       <w:r>
-        <w:t xml:space="preserve"> </w:t>
-      </w:r>
-      <w:r>
-        <w:rPr>
+        <w:rPr>
+          <w:rStyle w:val="Key"/>
+        </w:rPr>
+        <w:t xml:space="preserve"> </w:t>
+      </w:r>
+      <w:r>
+        <w:rPr>
+          <w:rStyle w:val="Key"/>
           <w:b/>
           <w:bCs/>
         </w:rPr>
         <w:t xml:space="preserve">one</w:t>
       </w:r>
       <w:r>
-        <w:t xml:space="preserve"> </w:t>
-      </w:r>
-      <w:r>
-        <w:t xml:space="preserve">failed task.</w:t>
+        <w:rPr>
+          <w:rStyle w:val="Key"/>
+        </w:rPr>
+        <w:t xml:space="preserve"> </w:t>
+      </w:r>
+      <w:r>
+        <w:rPr>
+          <w:rStyle w:val="Key"/>
+        </w:rPr>
+        <w:t xml:space="preserve">failed task</w:t>
+      </w:r>
+      <w:r>
+        <w:t xml:space="preserve">.</w:t>
       </w:r>
     </w:p>
     <w:p>
@@ -3336,20 +3757,33 @@
         <w:t xml:space="preserve"> </w:t>
       </w:r>
       <w:r>
+        <w:rPr>
+          <w:rStyle w:val="Key"/>
+        </w:rPr>
         <w:t xml:space="preserve">It is a</w:t>
       </w:r>
       <w:r>
-        <w:t xml:space="preserve"> </w:t>
-      </w:r>
-      <w:r>
-        <w:rPr>
+        <w:rPr>
+          <w:rStyle w:val="Key"/>
+        </w:rPr>
+        <w:t xml:space="preserve"> </w:t>
+      </w:r>
+      <w:r>
+        <w:rPr>
+          <w:rStyle w:val="Key"/>
           <w:i/>
           <w:iCs/>
         </w:rPr>
         <w:t xml:space="preserve">latch</w:t>
       </w:r>
       <w:r>
-        <w:t xml:space="preserve">, not a live lookup.</w:t>
+        <w:rPr>
+          <w:rStyle w:val="Key"/>
+        </w:rPr>
+        <w:t xml:space="preserve">, not a live lookup</w:t>
+      </w:r>
+      <w:r>
+        <w:t xml:space="preserve">.</w:t>
       </w:r>
     </w:p>
     <w:p>
@@ -3379,7 +3813,13 @@
         <w:t xml:space="preserve"> </w:t>
       </w:r>
       <w:r>
-        <w:t xml:space="preserve">nothing has changed and every configuration file still reads correctly. The trigger is a node</w:t>
+        <w:rPr>
+          <w:rStyle w:val="Key"/>
+        </w:rPr>
+        <w:t xml:space="preserve">nothing has changed and every configuration file still reads correctly</w:t>
+      </w:r>
+      <w:r>
+        <w:t xml:space="preserve">. The trigger is a node</w:t>
       </w:r>
       <w:r>
         <w:t xml:space="preserve"> </w:t>
@@ -3565,10 +4005,18 @@
       </w:r>
       <w:r>
         <w:rPr>
-          <w:b/>
-          <w:bCs/>
-        </w:rPr>
-        <w:t xml:space="preserve">loudly — it breaks the next task reschedule, silently, whenever that happens to occur.</w:t>
+          <w:rStyle w:val="Key"/>
+          <w:b/>
+          <w:bCs/>
+        </w:rPr>
+        <w:t xml:space="preserve">loudly — it breaks the next task reschedule, silently</w:t>
+      </w:r>
+      <w:r>
+        <w:rPr>
+          <w:b/>
+          <w:bCs/>
+        </w:rPr>
+        <w:t xml:space="preserve">, whenever that happens to occur.</w:t>
       </w:r>
       <w:r>
         <w:t xml:space="preserve"> </w:t>
@@ -3675,6 +4123,7 @@
       </w:r>
       <w:r>
         <w:rPr>
+          <w:rStyle w:val="Key"/>
           <w:b/>
           <w:bCs/>
         </w:rPr>
@@ -3763,16 +4212,26 @@
       </w:r>
       <w:r>
         <w:rPr>
+          <w:rStyle w:val="Key"/>
           <w:b/>
           <w:bCs/>
         </w:rPr>
         <w:t xml:space="preserve">every VM snapshot</w:t>
       </w:r>
       <w:r>
-        <w:t xml:space="preserve"> </w:t>
-      </w:r>
-      <w:r>
-        <w:t xml:space="preserve">contains a working registry credential. ⭐</w:t>
+        <w:rPr>
+          <w:rStyle w:val="Key"/>
+        </w:rPr>
+        <w:t xml:space="preserve"> </w:t>
+      </w:r>
+      <w:r>
+        <w:rPr>
+          <w:rStyle w:val="Key"/>
+        </w:rPr>
+        <w:t xml:space="preserve">contains a working registry credential</w:t>
+      </w:r>
+      <w:r>
+        <w:t xml:space="preserve">. ⭐</w:t>
       </w:r>
       <w:r>
         <w:t xml:space="preserve"> </w:t>
@@ -3793,6 +4252,7 @@
       </w:r>
       <w:r>
         <w:rPr>
+          <w:rStyle w:val="Key"/>
           <w:i/>
           <w:iCs/>
         </w:rPr>
@@ -4000,10 +4460,18 @@
       </w:pPr>
       <w:r>
         <w:rPr>
-          <w:b/>
-          <w:bCs/>
-        </w:rPr>
-        <w:t xml:space="preserve">A deployment job that stops at that exit code reports green while your application is down.</w:t>
+          <w:rStyle w:val="Key"/>
+          <w:b/>
+          <w:bCs/>
+        </w:rPr>
+        <w:t xml:space="preserve">A deployment job that stops at that exit code reports green while your application is down</w:t>
+      </w:r>
+      <w:r>
+        <w:rPr>
+          <w:b/>
+          <w:bCs/>
+        </w:rPr>
+        <w:t xml:space="preserve">.</w:t>
       </w:r>
       <w:r>
         <w:t xml:space="preserve"> </w:t>
@@ -4038,7 +4506,19 @@
         <w:t xml:space="preserve"> </w:t>
       </w:r>
       <w:r>
-        <w:t xml:space="preserve">longer stops at convergence either: a converged stack can still be unable to do business, so the script</w:t>
+        <w:t xml:space="preserve">longer stops at convergence either:</w:t>
+      </w:r>
+      <w:r>
+        <w:t xml:space="preserve"> </w:t>
+      </w:r>
+      <w:r>
+        <w:rPr>
+          <w:rStyle w:val="Key"/>
+        </w:rPr>
+        <w:t xml:space="preserve">a converged stack can still be unable to do business</w:t>
+      </w:r>
+      <w:r>
+        <w:t xml:space="preserve">, so the script</w:t>
       </w:r>
       <w:r>
         <w:t xml:space="preserve"> </w:t>
@@ -4160,7 +4640,19 @@
         <w:t xml:space="preserve"> </w:t>
       </w:r>
       <w:r>
-        <w:t xml:space="preserve">broken image can satisfy a count-only check on the very first poll.</w:t>
+        <w:t xml:space="preserve">broken image</w:t>
+      </w:r>
+      <w:r>
+        <w:t xml:space="preserve"> </w:t>
+      </w:r>
+      <w:r>
+        <w:rPr>
+          <w:rStyle w:val="Key"/>
+        </w:rPr>
+        <w:t xml:space="preserve">can satisfy a count-only check on the very first poll</w:t>
+      </w:r>
+      <w:r>
+        <w:t xml:space="preserve">.</w:t>
       </w:r>
     </w:p>
     <w:p>
@@ -4250,7 +4742,22 @@
           <w:b/>
           <w:bCs/>
         </w:rPr>
-        <w:t xml:space="preserve">The truth is the opposite: your new code was rejected and the cluster is</w:t>
+        <w:t xml:space="preserve">The truth is the opposite:</w:t>
+      </w:r>
+      <w:r>
+        <w:rPr>
+          <w:b/>
+          <w:bCs/>
+        </w:rPr>
+        <w:t xml:space="preserve"> </w:t>
+      </w:r>
+      <w:r>
+        <w:rPr>
+          <w:rStyle w:val="Key"/>
+          <w:b/>
+          <w:bCs/>
+        </w:rPr>
+        <w:t xml:space="preserve">your new code was rejected and the cluster is</w:t>
       </w:r>
       <w:r>
         <w:rPr>
@@ -4582,9 +5089,15 @@
         <w:pStyle w:val="BodyText"/>
       </w:pPr>
       <w:r>
+        <w:rPr>
+          <w:rStyle w:val="Key"/>
+        </w:rPr>
         <w:t xml:space="preserve">Treat</w:t>
       </w:r>
       <w:r>
+        <w:rPr>
+          <w:rStyle w:val="Key"/>
+        </w:rPr>
         <w:t xml:space="preserve"> </w:t>
       </w:r>
       <w:r>
@@ -4594,23 +5107,39 @@
         <w:t xml:space="preserve">rollback_*</w:t>
       </w:r>
       <w:r>
-        <w:t xml:space="preserve"> </w:t>
-      </w:r>
-      <w:r>
+        <w:rPr>
+          <w:rStyle w:val="Key"/>
+        </w:rPr>
+        <w:t xml:space="preserve"> </w:t>
+      </w:r>
+      <w:r>
+        <w:rPr>
+          <w:rStyle w:val="Key"/>
+        </w:rPr>
         <w:t xml:space="preserve">as a</w:t>
       </w:r>
       <w:r>
-        <w:t xml:space="preserve"> </w:t>
-      </w:r>
-      <w:r>
-        <w:rPr>
+        <w:rPr>
+          <w:rStyle w:val="Key"/>
+        </w:rPr>
+        <w:t xml:space="preserve"> </w:t>
+      </w:r>
+      <w:r>
+        <w:rPr>
+          <w:rStyle w:val="Key"/>
           <w:b/>
           <w:bCs/>
         </w:rPr>
         <w:t xml:space="preserve">hard failure</w:t>
       </w:r>
       <w:r>
-        <w:t xml:space="preserve">, not a success. ✅</w:t>
+        <w:rPr>
+          <w:rStyle w:val="Key"/>
+        </w:rPr>
+        <w:t xml:space="preserve">, not a success</w:t>
+      </w:r>
+      <w:r>
+        <w:t xml:space="preserve">. ✅</w:t>
       </w:r>
       <w:r>
         <w:t xml:space="preserve"> </w:t>
@@ -4838,10 +5367,18 @@
       </w:r>
       <w:r>
         <w:rPr>
-          <w:b/>
-          <w:bCs/>
-        </w:rPr>
-        <w:t xml:space="preserve">attaches a credential only for images whose registry requires one.</w:t>
+          <w:rStyle w:val="Key"/>
+          <w:b/>
+          <w:bCs/>
+        </w:rPr>
+        <w:t xml:space="preserve">attaches a credential only for images whose registry requires one</w:t>
+      </w:r>
+      <w:r>
+        <w:rPr>
+          <w:b/>
+          <w:bCs/>
+        </w:rPr>
+        <w:t xml:space="preserve">.</w:t>
       </w:r>
       <w:r>
         <w:t xml:space="preserve"> </w:t>
@@ -4872,10 +5409,18 @@
       </w:r>
       <w:r>
         <w:rPr>
-          <w:b/>
-          <w:bCs/>
-        </w:rPr>
-        <w:t xml:space="preserve">PostgreSQL was working correctly and got bounced anyway, purely because it</w:t>
+          <w:rStyle w:val="Key"/>
+          <w:b/>
+          <w:bCs/>
+        </w:rPr>
+        <w:t xml:space="preserve">PostgreSQL was working correctly and got bounced anyway</w:t>
+      </w:r>
+      <w:r>
+        <w:rPr>
+          <w:b/>
+          <w:bCs/>
+        </w:rPr>
+        <w:t xml:space="preserve">, purely because it</w:t>
       </w:r>
       <w:r>
         <w:rPr>
@@ -4897,7 +5442,13 @@
         <w:pStyle w:val="BodyText"/>
       </w:pPr>
       <w:r>
-        <w:t xml:space="preserve">Nothing in the command you type tells you which services are in scope. And a</w:t>
+        <w:rPr>
+          <w:rStyle w:val="Key"/>
+        </w:rPr>
+        <w:t xml:space="preserve">Nothing in the command you type tells you which services are in scope</w:t>
+      </w:r>
+      <w:r>
+        <w:t xml:space="preserve">. And a</w:t>
       </w:r>
       <w:r>
         <w:t xml:space="preserve"> </w:t>
@@ -5060,25 +5611,41 @@
         <w:t xml:space="preserve"> </w:t>
       </w:r>
       <w:r>
+        <w:rPr>
+          <w:rStyle w:val="Key"/>
+        </w:rPr>
         <w:t xml:space="preserve">do</w:t>
       </w:r>
       <w:r>
-        <w:t xml:space="preserve"> </w:t>
-      </w:r>
-      <w:r>
-        <w:rPr>
+        <w:rPr>
+          <w:rStyle w:val="Key"/>
+        </w:rPr>
+        <w:t xml:space="preserve"> </w:t>
+      </w:r>
+      <w:r>
+        <w:rPr>
+          <w:rStyle w:val="Key"/>
           <w:b/>
           <w:bCs/>
         </w:rPr>
         <w:t xml:space="preserve">not</w:t>
       </w:r>
       <w:r>
-        <w:t xml:space="preserve"> </w:t>
-      </w:r>
-      <w:r>
+        <w:rPr>
+          <w:rStyle w:val="Key"/>
+        </w:rPr>
+        <w:t xml:space="preserve"> </w:t>
+      </w:r>
+      <w:r>
+        <w:rPr>
+          <w:rStyle w:val="Key"/>
+        </w:rPr>
         <w:t xml:space="preserve">follow a moving tag the way</w:t>
       </w:r>
       <w:r>
+        <w:rPr>
+          <w:rStyle w:val="Key"/>
+        </w:rPr>
         <w:t xml:space="preserve"> </w:t>
       </w:r>
       <w:r>
@@ -5088,10 +5655,19 @@
         <w:t xml:space="preserve">docker compose pull</w:t>
       </w:r>
       <w:r>
-        <w:t xml:space="preserve"> </w:t>
-      </w:r>
-      <w:r>
-        <w:t xml:space="preserve">does.</w:t>
+        <w:rPr>
+          <w:rStyle w:val="Key"/>
+        </w:rPr>
+        <w:t xml:space="preserve"> </w:t>
+      </w:r>
+      <w:r>
+        <w:rPr>
+          <w:rStyle w:val="Key"/>
+        </w:rPr>
+        <w:t xml:space="preserve">does</w:t>
+      </w:r>
+      <w:r>
+        <w:t xml:space="preserve">.</w:t>
       </w:r>
     </w:p>
     <w:p>
@@ -5121,9 +5697,21 @@
         <w:t xml:space="preserve"> </w:t>
       </w:r>
       <w:r>
-        <w:t xml:space="preserve">your deployment is reproducible. A rebuild of</w:t>
-      </w:r>
-      <w:r>
+        <w:t xml:space="preserve">your deployment is reproducible.</w:t>
+      </w:r>
+      <w:r>
+        <w:t xml:space="preserve"> </w:t>
+      </w:r>
+      <w:r>
+        <w:rPr>
+          <w:rStyle w:val="Key"/>
+        </w:rPr>
+        <w:t xml:space="preserve">A rebuild of</w:t>
+      </w:r>
+      <w:r>
+        <w:rPr>
+          <w:rStyle w:val="Key"/>
+        </w:rPr>
         <w:t xml:space="preserve"> </w:t>
       </w:r>
       <w:r>
@@ -5133,9 +5721,15 @@
         <w:t xml:space="preserve">:latest</w:t>
       </w:r>
       <w:r>
-        <w:t xml:space="preserve"> </w:t>
-      </w:r>
-      <w:r>
+        <w:rPr>
+          <w:rStyle w:val="Key"/>
+        </w:rPr>
+        <w:t xml:space="preserve"> </w:t>
+      </w:r>
+      <w:r>
+        <w:rPr>
+          <w:rStyle w:val="Key"/>
+        </w:rPr>
         <w:t xml:space="preserve">cannot change what is running</w:t>
       </w:r>
       <w:r>
@@ -5195,7 +5789,13 @@
         <w:t xml:space="preserve"> </w:t>
       </w:r>
       <w:r>
-        <w:t xml:space="preserve">Redeploying the same tag may legitimately do nothing at all.</w:t>
+        <w:rPr>
+          <w:rStyle w:val="Key"/>
+        </w:rPr>
+        <w:t xml:space="preserve">Redeploying the same tag may legitimately do nothing at all</w:t>
+      </w:r>
+      <w:r>
+        <w:t xml:space="preserve">.</w:t>
       </w:r>
     </w:p>
     <w:p>
@@ -5359,7 +5959,29 @@
           <w:b/>
           <w:bCs/>
         </w:rPr>
-        <w:t xml:space="preserve">looks — is a mutable pointer that whoever controls the registry can move. The digest is the image.</w:t>
+        <w:t xml:space="preserve">looks —</w:t>
+      </w:r>
+      <w:r>
+        <w:rPr>
+          <w:b/>
+          <w:bCs/>
+        </w:rPr>
+        <w:t xml:space="preserve"> </w:t>
+      </w:r>
+      <w:r>
+        <w:rPr>
+          <w:rStyle w:val="Key"/>
+          <w:b/>
+          <w:bCs/>
+        </w:rPr>
+        <w:t xml:space="preserve">is a mutable pointer that whoever controls the registry can move</w:t>
+      </w:r>
+      <w:r>
+        <w:rPr>
+          <w:b/>
+          <w:bCs/>
+        </w:rPr>
+        <w:t xml:space="preserve">. The digest is the image.</w:t>
       </w:r>
     </w:p>
     <w:p>
@@ -5462,6 +6084,7 @@
       </w:r>
       <w:r>
         <w:rPr>
+          <w:rStyle w:val="Key"/>
           <w:b/>
           <w:bCs/>
         </w:rPr>
@@ -5569,6 +6192,7 @@
       </w:r>
       <w:r>
         <w:rPr>
+          <w:rStyle w:val="Key"/>
           <w:b/>
           <w:bCs/>
         </w:rPr>
@@ -5581,7 +6205,19 @@
         <w:t xml:space="preserve"> </w:t>
       </w:r>
       <w:r>
-        <w:t xml:space="preserve">node’s port will pass while that node runs nothing at all.</w:t>
+        <w:t xml:space="preserve">node’s port</w:t>
+      </w:r>
+      <w:r>
+        <w:t xml:space="preserve"> </w:t>
+      </w:r>
+      <w:r>
+        <w:rPr>
+          <w:rStyle w:val="Key"/>
+        </w:rPr>
+        <w:t xml:space="preserve">will pass while that node runs nothing at all</w:t>
+      </w:r>
+      <w:r>
+        <w:t xml:space="preserve">.</w:t>
       </w:r>
     </w:p>
     <w:p>
@@ -5736,7 +6372,13 @@
         <w:t xml:space="preserve"> </w:t>
       </w:r>
       <w:r>
-        <w:t xml:space="preserve">was not chosen on merit; it fell out of how an image was built, which is the more insidious way a</w:t>
+        <w:rPr>
+          <w:rStyle w:val="Key"/>
+        </w:rPr>
+        <w:t xml:space="preserve">was not chosen on merit; it fell out of how an image was built</w:t>
+      </w:r>
+      <w:r>
+        <w:t xml:space="preserve">, which is the more insidious way a</w:t>
       </w:r>
       <w:r>
         <w:t xml:space="preserve"> </w:t>
@@ -5937,7 +6579,22 @@
         <w:t xml:space="preserve"> </w:t>
       </w:r>
       <w:r>
-        <w:t xml:space="preserve">Publish the backend on any other port and every API call in the UI breaks — while</w:t>
+        <w:t xml:space="preserve">Publish the backend on any other port and</w:t>
+      </w:r>
+      <w:r>
+        <w:t xml:space="preserve"> </w:t>
+      </w:r>
+      <w:r>
+        <w:rPr>
+          <w:rStyle w:val="Key"/>
+        </w:rPr>
+        <w:t xml:space="preserve">every API call in the UI breaks</w:t>
+      </w:r>
+      <w:r>
+        <w:t xml:space="preserve"> </w:t>
+      </w:r>
+      <w:r>
+        <w:t xml:space="preserve">— while</w:t>
       </w:r>
       <w:r>
         <w:t xml:space="preserve"> </w:t>
@@ -6019,7 +6676,29 @@
           <w:b/>
           <w:bCs/>
         </w:rPr>
-        <w:t xml:space="preserve">build tool — are substituted at BUILD time.</w:t>
+        <w:t xml:space="preserve">build tool —</w:t>
+      </w:r>
+      <w:r>
+        <w:rPr>
+          <w:b/>
+          <w:bCs/>
+        </w:rPr>
+        <w:t xml:space="preserve"> </w:t>
+      </w:r>
+      <w:r>
+        <w:rPr>
+          <w:rStyle w:val="Key"/>
+          <w:b/>
+          <w:bCs/>
+        </w:rPr>
+        <w:t xml:space="preserve">are substituted at BUILD time</w:t>
+      </w:r>
+      <w:r>
+        <w:rPr>
+          <w:b/>
+          <w:bCs/>
+        </w:rPr>
+        <w:t xml:space="preserve">.</w:t>
       </w:r>
       <w:r>
         <w:t xml:space="preserve"> </w:t>
@@ -6120,6 +6799,9 @@
         <w:t xml:space="preserve"> </w:t>
       </w:r>
       <w:r>
+        <w:rPr>
+          <w:rStyle w:val="Key"/>
+        </w:rPr>
         <w:t xml:space="preserve">A decision made months earlier in someone’s Dockerfile constrained</w:t>
       </w:r>
       <w:r>
@@ -7230,10 +7912,26 @@
           <w:b/>
           <w:bCs/>
         </w:rPr>
-        <w:t xml:space="preserve">only current state; the</w:t>
-      </w:r>
-      <w:r>
-        <w:rPr>
+        <w:t xml:space="preserve">only current state;</w:t>
+      </w:r>
+      <w:r>
+        <w:rPr>
+          <w:b/>
+          <w:bCs/>
+        </w:rPr>
+        <w:t xml:space="preserve"> </w:t>
+      </w:r>
+      <w:r>
+        <w:rPr>
+          <w:rStyle w:val="Key"/>
+          <w:b/>
+          <w:bCs/>
+        </w:rPr>
+        <w:t xml:space="preserve">the</w:t>
+      </w:r>
+      <w:r>
+        <w:rPr>
+          <w:rStyle w:val="Key"/>
           <w:b/>
           <w:bCs/>
         </w:rPr>
@@ -7249,13 +7947,15 @@
       </w:r>
       <w:r>
         <w:rPr>
-          <w:b/>
-          <w:bCs/>
-        </w:rPr>
-        <w:t xml:space="preserve"> </w:t>
-      </w:r>
-      <w:r>
-        <w:rPr>
+          <w:rStyle w:val="Key"/>
+          <w:b/>
+          <w:bCs/>
+        </w:rPr>
+        <w:t xml:space="preserve"> </w:t>
+      </w:r>
+      <w:r>
+        <w:rPr>
+          <w:rStyle w:val="Key"/>
           <w:b/>
           <w:bCs/>
         </w:rPr>
@@ -7263,13 +7963,15 @@
       </w:r>
       <w:r>
         <w:rPr>
-          <w:b/>
-          <w:bCs/>
-        </w:rPr>
-        <w:t xml:space="preserve"> </w:t>
-      </w:r>
-      <w:r>
-        <w:rPr>
+          <w:rStyle w:val="Key"/>
+          <w:b/>
+          <w:bCs/>
+        </w:rPr>
+        <w:t xml:space="preserve"> </w:t>
+      </w:r>
+      <w:r>
+        <w:rPr>
+          <w:rStyle w:val="Key"/>
           <w:b/>
           <w:bCs/>
           <w:i/>
@@ -7279,6 +7981,7 @@
       </w:r>
       <w:r>
         <w:rPr>
+          <w:rStyle w:val="Key"/>
           <w:b/>
           <w:bCs/>
         </w:rPr>
